--- a/frontend/public/CME_Investigation_Report_Dec4_2013.docx
+++ b/frontend/public/CME_Investigation_Report_Dec4_2013.docx
@@ -8,7 +8,7 @@
         <w:jc w:val="center"/>
       </w:pPr>
       <w:r>
-        <w:t>INVESTIGATIVE ANALYSIS</w:t>
+        <w:t>INVESTIGATIVE ANALYSIS REPORT</w:t>
       </w:r>
     </w:p>
     <w:p>
@@ -32,7 +32,7 @@
           <w:i/>
           <w:sz w:val="24"/>
         </w:rPr>
-        <w:t>Cross-Referenced with Standard Medical Protocols</w:t>
+        <w:t>Personnel Credentials &amp; Authorization Chain Analysis</w:t>
       </w:r>
     </w:p>
     <w:p/>
@@ -41,7 +41,15 @@
         <w:pStyle w:val="Heading1"/>
       </w:pPr>
       <w:r>
-        <w:t>CASE IDENTIFICATION</w:t>
+        <w:t>SECTION 1: THE EXAMINER - BETH OSHBAR (OSBAHR)</w:t>
+      </w:r>
+    </w:p>
+    <w:p>
+      <w:pPr>
+        <w:pStyle w:val="Heading2"/>
+      </w:pPr>
+      <w:r>
+        <w:t>1.1 Verified Credentials</w:t>
       </w:r>
     </w:p>
     <w:tbl>
@@ -51,30 +59,30 @@
         <w:tblLook w:firstColumn="1" w:firstRow="1" w:lastColumn="0" w:lastRow="0" w:noHBand="0" w:noVBand="1" w:val="04A0"/>
       </w:tblPr>
       <w:tblGrid>
-        <w:gridCol w:w="4680"/>
-        <w:gridCol w:w="4680"/>
+        <w:gridCol w:w="4968"/>
+        <w:gridCol w:w="4968"/>
       </w:tblGrid>
       <w:tr>
         <w:tc>
           <w:tcPr>
-            <w:tcW w:type="dxa" w:w="4680"/>
+            <w:tcW w:type="dxa" w:w="4968"/>
           </w:tcPr>
           <w:p>
             <w:r>
               <w:rPr>
                 <w:b/>
               </w:rPr>
-              <w:t>Subject:</w:t>
+              <w:t>Full Name:</w:t>
             </w:r>
           </w:p>
         </w:tc>
         <w:tc>
           <w:tcPr>
-            <w:tcW w:type="dxa" w:w="4680"/>
+            <w:tcW w:type="dxa" w:w="4968"/>
           </w:tcPr>
           <w:p>
             <w:r>
-              <w:t>Rylie Blankenship (Age 2 years, 11 months)</w:t>
+              <w:t>Elizabeth R. Osbahr (Beth Oshbar)</w:t>
             </w:r>
           </w:p>
         </w:tc>
@@ -82,24 +90,24 @@
       <w:tr>
         <w:tc>
           <w:tcPr>
-            <w:tcW w:type="dxa" w:w="4680"/>
+            <w:tcW w:type="dxa" w:w="4968"/>
           </w:tcPr>
           <w:p>
             <w:r>
               <w:rPr>
                 <w:b/>
               </w:rPr>
-              <w:t>Date of Birth:</w:t>
+              <w:t>NPI Number:</w:t>
             </w:r>
           </w:p>
         </w:tc>
         <w:tc>
           <w:tcPr>
-            <w:tcW w:type="dxa" w:w="4680"/>
+            <w:tcW w:type="dxa" w:w="4968"/>
           </w:tcPr>
           <w:p>
             <w:r>
-              <w:t>January 3, 2011</w:t>
+              <w:t>1407935174 (Enumerated: November 3, 2006)</w:t>
             </w:r>
           </w:p>
         </w:tc>
@@ -107,24 +115,24 @@
       <w:tr>
         <w:tc>
           <w:tcPr>
-            <w:tcW w:type="dxa" w:w="4680"/>
+            <w:tcW w:type="dxa" w:w="4968"/>
           </w:tcPr>
           <w:p>
             <w:r>
               <w:rPr>
                 <w:b/>
               </w:rPr>
-              <w:t>Examination Date:</w:t>
+              <w:t>Credential:</w:t>
             </w:r>
           </w:p>
         </w:tc>
         <w:tc>
           <w:tcPr>
-            <w:tcW w:type="dxa" w:w="4680"/>
+            <w:tcW w:type="dxa" w:w="4968"/>
           </w:tcPr>
           <w:p>
             <w:r>
-              <w:t>December 4, 2013 at 10:00 AM</w:t>
+              <w:t>NP-C (Nurse Practitioner - Certified)</w:t>
             </w:r>
           </w:p>
         </w:tc>
@@ -132,24 +140,24 @@
       <w:tr>
         <w:tc>
           <w:tcPr>
-            <w:tcW w:type="dxa" w:w="4680"/>
+            <w:tcW w:type="dxa" w:w="4968"/>
           </w:tcPr>
           <w:p>
             <w:r>
               <w:rPr>
                 <w:b/>
               </w:rPr>
-              <w:t>Location:</w:t>
+              <w:t>Specialty Listed:</w:t>
             </w:r>
           </w:p>
         </w:tc>
         <w:tc>
           <w:tcPr>
-            <w:tcW w:type="dxa" w:w="4680"/>
+            <w:tcW w:type="dxa" w:w="4968"/>
           </w:tcPr>
           <w:p>
             <w:r>
-              <w:t>Catawba County Child Advocacy Center</w:t>
+              <w:t>Pediatrics (Taxonomy Code: 363LP0200X)</w:t>
             </w:r>
           </w:p>
         </w:tc>
@@ -157,24 +165,24 @@
       <w:tr>
         <w:tc>
           <w:tcPr>
-            <w:tcW w:type="dxa" w:w="4680"/>
+            <w:tcW w:type="dxa" w:w="4968"/>
           </w:tcPr>
           <w:p>
             <w:r>
               <w:rPr>
                 <w:b/>
               </w:rPr>
-              <w:t>Examiner:</w:t>
+              <w:t>Practice Location (2013):</w:t>
             </w:r>
           </w:p>
         </w:tc>
         <w:tc>
           <w:tcPr>
-            <w:tcW w:type="dxa" w:w="4680"/>
+            <w:tcW w:type="dxa" w:w="4968"/>
           </w:tcPr>
           <w:p>
             <w:r>
-              <w:t>Beth Oshbar (Osbahr), NP-C</w:t>
+              <w:t>Catawba County Child Advocacy Center, Conover, NC</w:t>
             </w:r>
           </w:p>
         </w:tc>
@@ -182,24 +190,74 @@
       <w:tr>
         <w:tc>
           <w:tcPr>
-            <w:tcW w:type="dxa" w:w="4680"/>
+            <w:tcW w:type="dxa" w:w="4968"/>
           </w:tcPr>
           <w:p>
             <w:r>
               <w:rPr>
                 <w:b/>
               </w:rPr>
-              <w:t>Case Numbers:</w:t>
+              <w:t>Current Practice:</w:t>
             </w:r>
           </w:p>
         </w:tc>
         <w:tc>
           <w:tcPr>
-            <w:tcW w:type="dxa" w:w="4680"/>
+            <w:tcW w:type="dxa" w:w="4968"/>
           </w:tcPr>
           <w:p>
             <w:r>
-              <w:t>13 CRS 057195-96, 14 CRS 001170-71</w:t>
+              <w:t>1007 1st Ave S, Conover, NC 28613</w:t>
+            </w:r>
+          </w:p>
+        </w:tc>
+      </w:tr>
+      <w:tr>
+        <w:tc>
+          <w:tcPr>
+            <w:tcW w:type="dxa" w:w="4968"/>
+          </w:tcPr>
+          <w:p>
+            <w:r>
+              <w:rPr>
+                <w:b/>
+              </w:rPr>
+              <w:t>Provider Type:</w:t>
+            </w:r>
+          </w:p>
+        </w:tc>
+        <w:tc>
+          <w:tcPr>
+            <w:tcW w:type="dxa" w:w="4968"/>
+          </w:tcPr>
+          <w:p>
+            <w:r>
+              <w:t>Individual (Not sole proprietor)</w:t>
+            </w:r>
+          </w:p>
+        </w:tc>
+      </w:tr>
+      <w:tr>
+        <w:tc>
+          <w:tcPr>
+            <w:tcW w:type="dxa" w:w="4968"/>
+          </w:tcPr>
+          <w:p>
+            <w:r>
+              <w:rPr>
+                <w:b/>
+              </w:rPr>
+              <w:t>NPI Status:</w:t>
+            </w:r>
+          </w:p>
+        </w:tc>
+        <w:tc>
+          <w:tcPr>
+            <w:tcW w:type="dxa" w:w="4968"/>
+          </w:tcPr>
+          <w:p>
+            <w:r>
+              <w:t>Active</w:t>
             </w:r>
           </w:p>
         </w:tc>
@@ -208,18 +266,10 @@
     <w:p/>
     <w:p>
       <w:pPr>
-        <w:pStyle w:val="Heading1"/>
-      </w:pPr>
-      <w:r>
-        <w:t>SECTION 1: THE DECEMBER 4, 2013 EXAMINATION</w:t>
-      </w:r>
-    </w:p>
-    <w:p>
-      <w:pPr>
         <w:pStyle w:val="Heading2"/>
       </w:pPr>
       <w:r>
-        <w:t>1.1 What Was Done</w:t>
+        <w:t>1.2 Critical Credential Questions</w:t>
       </w:r>
     </w:p>
     <w:p>
@@ -227,40 +277,97 @@
         <w:rPr>
           <w:b/>
         </w:rPr>
-        <w:t xml:space="preserve">Procedure Performed: </w:t>
+        <w:t>WHAT WE KNOW:</w:t>
       </w:r>
+    </w:p>
+    <w:p>
+      <w:pPr>
+        <w:pStyle w:val="ListBullet"/>
+      </w:pPr>
       <w:r>
-        <w:t>Invasive gynecological specimen collection for Chlamydia and Gonorrhea testing on a 2-year-old child.</w:t>
+        <w:t>Beth Oshbar holds NP-C (Nurse Practitioner - Certified) credential</w:t>
+      </w:r>
+    </w:p>
+    <w:p>
+      <w:pPr>
+        <w:pStyle w:val="ListBullet"/>
+      </w:pPr>
+      <w:r>
+        <w:t>Her NPI lists her specialty as "Pediatrics" - NOT forensic examination</w:t>
+      </w:r>
+    </w:p>
+    <w:p>
+      <w:pPr>
+        <w:pStyle w:val="ListBullet"/>
+      </w:pPr>
+      <w:r>
+        <w:t>She practiced at Catawba County Child Advocacy Center</w:t>
+      </w:r>
+    </w:p>
+    <w:p/>
+    <w:p>
+      <w:r>
+        <w:rPr>
+          <w:b/>
+        </w:rPr>
+        <w:t>WHAT IS NOT VERIFIED:</w:t>
+      </w:r>
+    </w:p>
+    <w:p>
+      <w:pPr>
+        <w:pStyle w:val="ListBullet"/>
+      </w:pPr>
+      <w:r>
+        <w:t>NO evidence of SANE (Sexual Assault Nurse Examiner) certification</w:t>
+      </w:r>
+    </w:p>
+    <w:p>
+      <w:pPr>
+        <w:pStyle w:val="ListBullet"/>
+      </w:pPr>
+      <w:r>
+        <w:t>NO evidence of SANE-P (Pediatric) certification</w:t>
+      </w:r>
+    </w:p>
+    <w:p>
+      <w:pPr>
+        <w:pStyle w:val="ListBullet"/>
+      </w:pPr>
+      <w:r>
+        <w:t>NO evidence of completion of NC Board of Nursing-approved SANE training (40 didactic + 16 clinical hours)</w:t>
+      </w:r>
+    </w:p>
+    <w:p>
+      <w:pPr>
+        <w:pStyle w:val="ListBullet"/>
+      </w:pPr>
+      <w:r>
+        <w:t>NO documented supervising/collaborating physician as required by NC law</w:t>
+      </w:r>
+    </w:p>
+    <w:p>
+      <w:pPr>
+        <w:pStyle w:val="ListBullet"/>
+      </w:pPr>
+      <w:r>
+        <w:t>NO evidence of specialized training in forensic pediatric examinations</w:t>
+      </w:r>
+    </w:p>
+    <w:p/>
+    <w:p>
+      <w:pPr>
+        <w:pStyle w:val="Heading2"/>
+      </w:pPr>
+      <w:r>
+        <w:t>1.3 NC Law Requirements for This Examination</w:t>
       </w:r>
     </w:p>
     <w:p>
       <w:r>
         <w:rPr>
-          <w:b/>
+          <w:i/>
         </w:rPr>
-        <w:t xml:space="preserve">Laboratory: </w:t>
-      </w:r>
-      <w:r>
-        <w:t>Specimens sent to LabCorp</w:t>
-      </w:r>
-    </w:p>
-    <w:p>
-      <w:r>
-        <w:rPr>
-          <w:b/>
-        </w:rPr>
-        <w:t xml:space="preserve">Results: </w:t>
-      </w:r>
-      <w:r>
-        <w:t>NEGATIVE for both Chlamydia and Gonorrhea</w:t>
-      </w:r>
-    </w:p>
-    <w:p>
-      <w:pPr>
-        <w:pStyle w:val="Heading2"/>
-      </w:pPr>
-      <w:r>
-        <w:t>1.2 Persons Present / Involved</w:t>
+        <w:t>For a Nurse Practitioner to perform invasive forensic examinations on children in North Carolina:</w:t>
       </w:r>
     </w:p>
     <w:tbl>
@@ -270,14 +377,193 @@
         <w:tblLook w:firstColumn="1" w:firstRow="1" w:lastColumn="0" w:lastRow="0" w:noHBand="0" w:noVBand="1" w:val="04A0"/>
       </w:tblPr>
       <w:tblGrid>
-        <w:gridCol w:w="3120"/>
-        <w:gridCol w:w="3120"/>
-        <w:gridCol w:w="3120"/>
+        <w:gridCol w:w="4968"/>
+        <w:gridCol w:w="4968"/>
       </w:tblGrid>
       <w:tr>
         <w:tc>
           <w:tcPr>
-            <w:tcW w:type="dxa" w:w="3120"/>
+            <w:tcW w:type="dxa" w:w="4968"/>
+          </w:tcPr>
+          <w:p>
+            <w:r>
+              <w:rPr>
+                <w:b/>
+              </w:rPr>
+              <w:t>Requirement</w:t>
+            </w:r>
+          </w:p>
+        </w:tc>
+        <w:tc>
+          <w:tcPr>
+            <w:tcW w:type="dxa" w:w="4968"/>
+          </w:tcPr>
+          <w:p>
+            <w:r>
+              <w:rPr>
+                <w:b/>
+              </w:rPr>
+              <w:t>Status for Beth Oshbar</w:t>
+            </w:r>
+          </w:p>
+        </w:tc>
+      </w:tr>
+      <w:tr>
+        <w:tc>
+          <w:tcPr>
+            <w:tcW w:type="dxa" w:w="4968"/>
+          </w:tcPr>
+          <w:p>
+            <w:r>
+              <w:t>Active RN/APRN License</w:t>
+            </w:r>
+          </w:p>
+        </w:tc>
+        <w:tc>
+          <w:tcPr>
+            <w:tcW w:type="dxa" w:w="4968"/>
+          </w:tcPr>
+          <w:p>
+            <w:r>
+              <w:t>✓ Verified (NP-C)</w:t>
+            </w:r>
+          </w:p>
+        </w:tc>
+      </w:tr>
+      <w:tr>
+        <w:tc>
+          <w:tcPr>
+            <w:tcW w:type="dxa" w:w="4968"/>
+          </w:tcPr>
+          <w:p>
+            <w:r>
+              <w:t>SANE Training (40 didactic + 16 clinical hrs)</w:t>
+            </w:r>
+          </w:p>
+        </w:tc>
+        <w:tc>
+          <w:tcPr>
+            <w:tcW w:type="dxa" w:w="4968"/>
+          </w:tcPr>
+          <w:p>
+            <w:r>
+              <w:t>❓ NOT VERIFIED</w:t>
+            </w:r>
+          </w:p>
+        </w:tc>
+      </w:tr>
+      <w:tr>
+        <w:tc>
+          <w:tcPr>
+            <w:tcW w:type="dxa" w:w="4968"/>
+          </w:tcPr>
+          <w:p>
+            <w:r>
+              <w:t>Physician Supervision/Collaboration Agreement</w:t>
+            </w:r>
+          </w:p>
+        </w:tc>
+        <w:tc>
+          <w:tcPr>
+            <w:tcW w:type="dxa" w:w="4968"/>
+          </w:tcPr>
+          <w:p>
+            <w:r>
+              <w:t>❓ NOT DOCUMENTED</w:t>
+            </w:r>
+          </w:p>
+        </w:tc>
+      </w:tr>
+      <w:tr>
+        <w:tc>
+          <w:tcPr>
+            <w:tcW w:type="dxa" w:w="4968"/>
+          </w:tcPr>
+          <w:p>
+            <w:r>
+              <w:t>10% Chart Review by Supervising Physician</w:t>
+            </w:r>
+          </w:p>
+        </w:tc>
+        <w:tc>
+          <w:tcPr>
+            <w:tcW w:type="dxa" w:w="4968"/>
+          </w:tcPr>
+          <w:p>
+            <w:r>
+              <w:t>❓ NOT DOCUMENTED</w:t>
+            </w:r>
+          </w:p>
+        </w:tc>
+      </w:tr>
+      <w:tr>
+        <w:tc>
+          <w:tcPr>
+            <w:tcW w:type="dxa" w:w="4968"/>
+          </w:tcPr>
+          <w:p>
+            <w:r>
+              <w:t>SANE-P Certification (for pediatric forensic)</w:t>
+            </w:r>
+          </w:p>
+        </w:tc>
+        <w:tc>
+          <w:tcPr>
+            <w:tcW w:type="dxa" w:w="4968"/>
+          </w:tcPr>
+          <w:p>
+            <w:r>
+              <w:t>❓ NOT VERIFIED</w:t>
+            </w:r>
+          </w:p>
+        </w:tc>
+      </w:tr>
+    </w:tbl>
+    <w:p/>
+    <w:p>
+      <w:r>
+        <w:rPr>
+          <w:b/>
+        </w:rPr>
+        <w:t xml:space="preserve">CRITICAL ISSUE: </w:t>
+      </w:r>
+      <w:r>
+        <w:t>In North Carolina, NPs operate under RESTRICTED scope of practice requiring physician supervision for ALL medical acts. An invasive gynecological specimen collection on a 2-year-old would require documented physician oversight.</w:t>
+      </w:r>
+    </w:p>
+    <w:p/>
+    <w:p>
+      <w:pPr>
+        <w:pStyle w:val="Heading1"/>
+      </w:pPr>
+      <w:r>
+        <w:t>SECTION 2: SOCIAL WORKERS - THE AUTHORIZATION CHAIN</w:t>
+      </w:r>
+    </w:p>
+    <w:p>
+      <w:pPr>
+        <w:pStyle w:val="Heading2"/>
+      </w:pPr>
+      <w:r>
+        <w:t>2.1 CPS Personnel Involved (November 30 - December 4, 2013)</w:t>
+      </w:r>
+    </w:p>
+    <w:tbl>
+      <w:tblPr>
+        <w:tblStyle w:val="TableGrid"/>
+        <w:tblW w:type="auto" w:w="0"/>
+        <w:tblLook w:firstColumn="1" w:firstRow="1" w:lastColumn="0" w:lastRow="0" w:noHBand="0" w:noVBand="1" w:val="04A0"/>
+      </w:tblPr>
+      <w:tblGrid>
+        <w:gridCol w:w="2484"/>
+        <w:gridCol w:w="2484"/>
+        <w:gridCol w:w="2484"/>
+        <w:gridCol w:w="2484"/>
+      </w:tblGrid>
+      <w:tr>
+        <w:tc>
+          <w:tcPr>
+            <w:tcW w:type="dxa" w:w="2484"/>
           </w:tcPr>
           <w:p>
             <w:r>
@@ -290,27 +576,40 @@
         </w:tc>
         <w:tc>
           <w:tcPr>
-            <w:tcW w:type="dxa" w:w="3120"/>
+            <w:tcW w:type="dxa" w:w="2484"/>
           </w:tcPr>
           <w:p>
             <w:r>
               <w:rPr>
                 <w:b/>
               </w:rPr>
-              <w:t>Role</w:t>
+              <w:t>Title/Role</w:t>
             </w:r>
           </w:p>
         </w:tc>
         <w:tc>
           <w:tcPr>
-            <w:tcW w:type="dxa" w:w="3120"/>
+            <w:tcW w:type="dxa" w:w="2484"/>
           </w:tcPr>
           <w:p>
             <w:r>
               <w:rPr>
                 <w:b/>
               </w:rPr>
-              <w:t>Notes</w:t>
+              <w:t>Key Actions</w:t>
+            </w:r>
+          </w:p>
+        </w:tc>
+        <w:tc>
+          <w:tcPr>
+            <w:tcW w:type="dxa" w:w="2484"/>
+          </w:tcPr>
+          <w:p>
+            <w:r>
+              <w:rPr>
+                <w:b/>
+              </w:rPr>
+              <w:t>Certification Status</w:t>
             </w:r>
           </w:p>
         </w:tc>
@@ -318,31 +617,41 @@
       <w:tr>
         <w:tc>
           <w:tcPr>
-            <w:tcW w:type="dxa" w:w="3120"/>
+            <w:tcW w:type="dxa" w:w="2484"/>
           </w:tcPr>
           <w:p>
             <w:r>
-              <w:t>Beth Oshbar (Osbahr)</w:t>
+              <w:t>Amber Mecimore</w:t>
             </w:r>
           </w:p>
         </w:tc>
         <w:tc>
           <w:tcPr>
-            <w:tcW w:type="dxa" w:w="3120"/>
+            <w:tcW w:type="dxa" w:w="2484"/>
           </w:tcPr>
           <w:p>
             <w:r>
-              <w:t>Nurse Practitioner, NP-C</w:t>
+              <w:t>CPS Intake Worker</w:t>
             </w:r>
           </w:p>
         </w:tc>
         <w:tc>
           <w:tcPr>
-            <w:tcW w:type="dxa" w:w="3120"/>
+            <w:tcW w:type="dxa" w:w="2484"/>
           </w:tcPr>
           <w:p>
             <w:r>
-              <w:t>Performed the invasive examination</w:t>
+              <w:t>Received intake report; Communicated with Amy Walker; Asked about scope use to "build a case"</w:t>
+            </w:r>
+          </w:p>
+        </w:tc>
+        <w:tc>
+          <w:tcPr>
+            <w:tcW w:type="dxa" w:w="2484"/>
+          </w:tcPr>
+          <w:p>
+            <w:r>
+              <w:t>❓ Training records not verified</w:t>
             </w:r>
           </w:p>
         </w:tc>
@@ -350,31 +659,41 @@
       <w:tr>
         <w:tc>
           <w:tcPr>
-            <w:tcW w:type="dxa" w:w="3120"/>
+            <w:tcW w:type="dxa" w:w="2484"/>
           </w:tcPr>
           <w:p>
             <w:r>
-              <w:t>Rylie Blankenship</w:t>
+              <w:t>Sherri (Sheri) Stock</w:t>
             </w:r>
           </w:p>
         </w:tc>
         <w:tc>
           <w:tcPr>
-            <w:tcW w:type="dxa" w:w="3120"/>
+            <w:tcW w:type="dxa" w:w="2484"/>
           </w:tcPr>
           <w:p>
             <w:r>
-              <w:t>Child Patient</w:t>
+              <w:t>CPS Social Worker</w:t>
             </w:r>
           </w:p>
         </w:tc>
         <w:tc>
           <w:tcPr>
-            <w:tcW w:type="dxa" w:w="3120"/>
+            <w:tcW w:type="dxa" w:w="2484"/>
           </w:tcPr>
           <w:p>
             <w:r>
-              <w:t>Age 2 years, 11 months</w:t>
+              <w:t>Interrogated child ALONE without recording; Extracted statement using grandmother's vocabulary</w:t>
+            </w:r>
+          </w:p>
+        </w:tc>
+        <w:tc>
+          <w:tcPr>
+            <w:tcW w:type="dxa" w:w="2484"/>
+          </w:tcPr>
+          <w:p>
+            <w:r>
+              <w:t>❓ Training records not verified</w:t>
             </w:r>
           </w:p>
         </w:tc>
@@ -382,7 +701,175 @@
       <w:tr>
         <w:tc>
           <w:tcPr>
-            <w:tcW w:type="dxa" w:w="3120"/>
+            <w:tcW w:type="dxa" w:w="2484"/>
+          </w:tcPr>
+          <w:p>
+            <w:r>
+              <w:t>Jennifer Owen(s)</w:t>
+            </w:r>
+          </w:p>
+        </w:tc>
+        <w:tc>
+          <w:tcPr>
+            <w:tcW w:type="dxa" w:w="2484"/>
+          </w:tcPr>
+          <w:p>
+            <w:r>
+              <w:t>Social Worker III</w:t>
+            </w:r>
+          </w:p>
+        </w:tc>
+        <w:tc>
+          <w:tcPr>
+            <w:tcW w:type="dxa" w:w="2484"/>
+          </w:tcPr>
+          <w:p>
+            <w:r>
+              <w:t>Learned of Z. Blankenship's disabilities; Stated child "not in danger"</w:t>
+            </w:r>
+          </w:p>
+        </w:tc>
+        <w:tc>
+          <w:tcPr>
+            <w:tcW w:type="dxa" w:w="2484"/>
+          </w:tcPr>
+          <w:p>
+            <w:r>
+              <w:t>❓ Training records not verified</w:t>
+            </w:r>
+          </w:p>
+        </w:tc>
+      </w:tr>
+      <w:tr>
+        <w:tc>
+          <w:tcPr>
+            <w:tcW w:type="dxa" w:w="2484"/>
+          </w:tcPr>
+          <w:p>
+            <w:r>
+              <w:t>Pam Frazier</w:t>
+            </w:r>
+          </w:p>
+        </w:tc>
+        <w:tc>
+          <w:tcPr>
+            <w:tcW w:type="dxa" w:w="2484"/>
+          </w:tcPr>
+          <w:p>
+            <w:r>
+              <w:t>CPS (Iredell County)</w:t>
+            </w:r>
+          </w:p>
+        </w:tc>
+        <w:tc>
+          <w:tcPr>
+            <w:tcW w:type="dxa" w:w="2484"/>
+          </w:tcPr>
+          <w:p>
+            <w:r>
+              <w:t>Stated "no concerns" during home visit; Child made NO disclosure</w:t>
+            </w:r>
+          </w:p>
+        </w:tc>
+        <w:tc>
+          <w:tcPr>
+            <w:tcW w:type="dxa" w:w="2484"/>
+          </w:tcPr>
+          <w:p>
+            <w:r>
+              <w:t>❓ Training records not verified</w:t>
+            </w:r>
+          </w:p>
+        </w:tc>
+      </w:tr>
+      <w:tr>
+        <w:tc>
+          <w:tcPr>
+            <w:tcW w:type="dxa" w:w="2484"/>
+          </w:tcPr>
+          <w:p>
+            <w:r>
+              <w:t>SW Reitzel</w:t>
+            </w:r>
+          </w:p>
+        </w:tc>
+        <w:tc>
+          <w:tcPr>
+            <w:tcW w:type="dxa" w:w="2484"/>
+          </w:tcPr>
+          <w:p>
+            <w:r>
+              <w:t>CPS Supervisor</w:t>
+            </w:r>
+          </w:p>
+        </w:tc>
+        <w:tc>
+          <w:tcPr>
+            <w:tcW w:type="dxa" w:w="2484"/>
+          </w:tcPr>
+          <w:p>
+            <w:r>
+              <w:t>Gave directives to interview 2-year-old ALONE</w:t>
+            </w:r>
+          </w:p>
+        </w:tc>
+        <w:tc>
+          <w:tcPr>
+            <w:tcW w:type="dxa" w:w="2484"/>
+          </w:tcPr>
+          <w:p>
+            <w:r>
+              <w:t>❓ Training records not verified</w:t>
+            </w:r>
+          </w:p>
+        </w:tc>
+      </w:tr>
+      <w:tr>
+        <w:tc>
+          <w:tcPr>
+            <w:tcW w:type="dxa" w:w="2484"/>
+          </w:tcPr>
+          <w:p>
+            <w:r>
+              <w:t>Lena Barber</w:t>
+            </w:r>
+          </w:p>
+        </w:tc>
+        <w:tc>
+          <w:tcPr>
+            <w:tcW w:type="dxa" w:w="2484"/>
+          </w:tcPr>
+          <w:p>
+            <w:r>
+              <w:t>CPS Worker</w:t>
+            </w:r>
+          </w:p>
+        </w:tc>
+        <w:tc>
+          <w:tcPr>
+            <w:tcW w:type="dxa" w:w="2484"/>
+          </w:tcPr>
+          <w:p>
+            <w:r>
+              <w:t>Present at home visit on Nov 30</w:t>
+            </w:r>
+          </w:p>
+        </w:tc>
+        <w:tc>
+          <w:tcPr>
+            <w:tcW w:type="dxa" w:w="2484"/>
+          </w:tcPr>
+          <w:p>
+            <w:r>
+              <w:t>❓ Training records not verified</w:t>
+            </w:r>
+          </w:p>
+        </w:tc>
+      </w:tr>
+      <w:tr>
+        <w:tc>
+          <w:tcPr>
+            <w:tcW w:type="dxa" w:w="2484"/>
           </w:tcPr>
           <w:p>
             <w:r>
@@ -392,85 +879,31 @@
         </w:tc>
         <w:tc>
           <w:tcPr>
-            <w:tcW w:type="dxa" w:w="3120"/>
+            <w:tcW w:type="dxa" w:w="2484"/>
           </w:tcPr>
           <w:p>
             <w:r>
-              <w:t>Supervising Physician</w:t>
+              <w:t>Authorizing Party</w:t>
             </w:r>
           </w:p>
         </w:tc>
         <w:tc>
           <w:tcPr>
-            <w:tcW w:type="dxa" w:w="3120"/>
+            <w:tcW w:type="dxa" w:w="2484"/>
           </w:tcPr>
           <w:p>
             <w:r>
-              <w:t>Required by NC law - NOT DOCUMENTED</w:t>
-            </w:r>
-          </w:p>
-        </w:tc>
-      </w:tr>
-      <w:tr>
-        <w:tc>
-          <w:tcPr>
-            <w:tcW w:type="dxa" w:w="3120"/>
-          </w:tcPr>
-          <w:p>
-            <w:r>
-              <w:t>UNKNOWN</w:t>
+              <w:t>Who authorized the Dec 4 CME?</w:t>
             </w:r>
           </w:p>
         </w:tc>
         <w:tc>
           <w:tcPr>
-            <w:tcW w:type="dxa" w:w="3120"/>
+            <w:tcW w:type="dxa" w:w="2484"/>
           </w:tcPr>
           <w:p>
             <w:r>
-              <w:t>Parent/Guardian</w:t>
-            </w:r>
-          </w:p>
-        </w:tc>
-        <w:tc>
-          <w:tcPr>
-            <w:tcW w:type="dxa" w:w="3120"/>
-          </w:tcPr>
-          <w:p>
-            <w:r>
-              <w:t>Consent authority - NOT DOCUMENTED</w:t>
-            </w:r>
-          </w:p>
-        </w:tc>
-      </w:tr>
-      <w:tr>
-        <w:tc>
-          <w:tcPr>
-            <w:tcW w:type="dxa" w:w="3120"/>
-          </w:tcPr>
-          <w:p>
-            <w:r>
-              <w:t>UNKNOWN</w:t>
-            </w:r>
-          </w:p>
-        </w:tc>
-        <w:tc>
-          <w:tcPr>
-            <w:tcW w:type="dxa" w:w="3120"/>
-          </w:tcPr>
-          <w:p>
-            <w:r>
-              <w:t>Support Person/Advocate</w:t>
-            </w:r>
-          </w:p>
-        </w:tc>
-        <w:tc>
-          <w:tcPr>
-            <w:tcW w:type="dxa" w:w="3120"/>
-          </w:tcPr>
-          <w:p>
-            <w:r>
-              <w:t>Standard protocol - NOT DOCUMENTED</w:t>
+              <w:t>❓ NOT IDENTIFIED</w:t>
             </w:r>
           </w:p>
         </w:tc>
@@ -482,18 +915,15 @@
         <w:pStyle w:val="Heading2"/>
       </w:pPr>
       <w:r>
-        <w:t>1.3 Authorization Questions</w:t>
+        <w:t>2.2 NC Requirements for CPS Workers</w:t>
       </w:r>
     </w:p>
     <w:p>
       <w:r>
         <w:rPr>
-          <w:b/>
+          <w:i/>
         </w:rPr>
-        <w:t xml:space="preserve">CRITICAL QUESTION: </w:t>
-      </w:r>
-      <w:r>
-        <w:t>Who authorized this invasive examination?</w:t>
+        <w:t>Per NC General Statute § 131D-10.6A, CPS workers must complete:</w:t>
       </w:r>
     </w:p>
     <w:p>
@@ -501,7 +931,7 @@
         <w:pStyle w:val="ListBullet"/>
       </w:pPr>
       <w:r>
-        <w:t>Was parental consent obtained from Tammy Blankenship (mother)?</w:t>
+        <w:t>Pre-Service Training: 72 hours minimum (Child Welfare in North Carolina program)</w:t>
       </w:r>
     </w:p>
     <w:p>
@@ -509,7 +939,7 @@
         <w:pStyle w:val="ListBullet"/>
       </w:pPr>
       <w:r>
-        <w:t>Was Zachary Blankenship (father) notified or did he consent?</w:t>
+        <w:t>CPS-Specific Training: Additional 18 hours for investigation</w:t>
       </w:r>
     </w:p>
     <w:p>
@@ -517,7 +947,7 @@
         <w:pStyle w:val="ListBullet"/>
       </w:pPr>
       <w:r>
-        <w:t>Documentation indicates: "This examination was performed by the State's agent WITHOUT the father's knowledge or consent."</w:t>
+        <w:t>Annual Continuing Education: 24 hours</w:t>
       </w:r>
     </w:p>
     <w:p>
@@ -525,7 +955,7 @@
         <w:pStyle w:val="ListBullet"/>
       </w:pPr>
       <w:r>
-        <w:t>Who signed the consent form? Was there a consent form?</w:t>
+        <w:t>Note: NO MSW degree is required for CPS positions in NC</w:t>
       </w:r>
     </w:p>
     <w:p>
@@ -533,7 +963,19 @@
         <w:pStyle w:val="ListBullet"/>
       </w:pPr>
       <w:r>
-        <w:t>Under what legal authority was an invasive medical procedure performed on a minor without documented parental consent?</w:t>
+        <w:t>Criminal background check required</w:t>
+      </w:r>
+    </w:p>
+    <w:p/>
+    <w:p>
+      <w:r>
+        <w:rPr>
+          <w:b/>
+        </w:rPr>
+        <w:t xml:space="preserve">INVESTIGATIVE QUESTION: </w:t>
+      </w:r>
+      <w:r>
+        <w:t>Did the CPS workers involved complete the required 90 hours (72 + 18) of pre-service training before conducting this investigation?</w:t>
       </w:r>
     </w:p>
     <w:p/>
@@ -542,7 +984,7 @@
         <w:pStyle w:val="Heading1"/>
       </w:pPr>
       <w:r>
-        <w:t>SECTION 2: COMPARISON WITH NOVEMBER 30, 2013 S.A.N.E. EXAMINATION</w:t>
+        <w:t>SECTION 3: THE AUTHORIZATION CHAIN - WHO DEMANDED THE CME?</w:t>
       </w:r>
     </w:p>
     <w:p>
@@ -550,7 +992,7 @@
         <w:pStyle w:val="Heading2"/>
       </w:pPr>
       <w:r>
-        <w:t>2.1 The Amy Walker Examination (4 Days Earlier)</w:t>
+        <w:t>3.1 Timeline of Events</w:t>
       </w:r>
     </w:p>
     <w:tbl>
@@ -560,30 +1002,61 @@
         <w:tblLook w:firstColumn="1" w:firstRow="1" w:lastColumn="0" w:lastRow="0" w:noHBand="0" w:noVBand="1" w:val="04A0"/>
       </w:tblPr>
       <w:tblGrid>
-        <w:gridCol w:w="4680"/>
-        <w:gridCol w:w="4680"/>
+        <w:gridCol w:w="2484"/>
+        <w:gridCol w:w="2484"/>
+        <w:gridCol w:w="2484"/>
+        <w:gridCol w:w="2484"/>
       </w:tblGrid>
       <w:tr>
         <w:tc>
           <w:tcPr>
-            <w:tcW w:type="dxa" w:w="4680"/>
+            <w:tcW w:type="dxa" w:w="2484"/>
           </w:tcPr>
           <w:p>
             <w:r>
               <w:rPr>
                 <w:b/>
               </w:rPr>
-              <w:t>Date:</w:t>
+              <w:t>Date/Time</w:t>
             </w:r>
           </w:p>
         </w:tc>
         <w:tc>
           <w:tcPr>
-            <w:tcW w:type="dxa" w:w="4680"/>
+            <w:tcW w:type="dxa" w:w="2484"/>
           </w:tcPr>
           <w:p>
             <w:r>
-              <w:t>November 30, 2013</w:t>
+              <w:rPr>
+                <w:b/>
+              </w:rPr>
+              <w:t>Person</w:t>
+            </w:r>
+          </w:p>
+        </w:tc>
+        <w:tc>
+          <w:tcPr>
+            <w:tcW w:type="dxa" w:w="2484"/>
+          </w:tcPr>
+          <w:p>
+            <w:r>
+              <w:rPr>
+                <w:b/>
+              </w:rPr>
+              <w:t>Action</w:t>
+            </w:r>
+          </w:p>
+        </w:tc>
+        <w:tc>
+          <w:tcPr>
+            <w:tcW w:type="dxa" w:w="2484"/>
+          </w:tcPr>
+          <w:p>
+            <w:r>
+              <w:rPr>
+                <w:b/>
+              </w:rPr>
+              <w:t>Outcome/Notes</w:t>
             </w:r>
           </w:p>
         </w:tc>
@@ -591,24 +1064,43 @@
       <w:tr>
         <w:tc>
           <w:tcPr>
-            <w:tcW w:type="dxa" w:w="4680"/>
+            <w:tcW w:type="dxa" w:w="2484"/>
           </w:tcPr>
           <w:p>
             <w:r>
-              <w:rPr>
-                <w:b/>
-              </w:rPr>
-              <w:t>Location:</w:t>
+              <w:t>Nov 30, 2013</w:t>
+              <w:br/>
+              <w:t>9:00 AM</w:t>
             </w:r>
           </w:p>
         </w:tc>
         <w:tc>
           <w:tcPr>
-            <w:tcW w:type="dxa" w:w="4680"/>
+            <w:tcW w:type="dxa" w:w="2484"/>
           </w:tcPr>
           <w:p>
             <w:r>
-              <w:t>Lake Norman Emergency Room</w:t>
+              <w:t>Amy Walker, S.A.N.E. Nurse</w:t>
+            </w:r>
+          </w:p>
+        </w:tc>
+        <w:tc>
+          <w:tcPr>
+            <w:tcW w:type="dxa" w:w="2484"/>
+          </w:tcPr>
+          <w:p>
+            <w:r>
+              <w:t>Performed medical evaluation at Lake Norman ER</w:t>
+            </w:r>
+          </w:p>
+        </w:tc>
+        <w:tc>
+          <w:tcPr>
+            <w:tcW w:type="dxa" w:w="2484"/>
+          </w:tcPr>
+          <w:p>
+            <w:r>
+              <w:t>Finding: "NO signs of abuse. Hymen intact. No evidence of trauma." Rape kit deemed UNNECESSARY.</w:t>
             </w:r>
           </w:p>
         </w:tc>
@@ -616,24 +1108,43 @@
       <w:tr>
         <w:tc>
           <w:tcPr>
-            <w:tcW w:type="dxa" w:w="4680"/>
+            <w:tcW w:type="dxa" w:w="2484"/>
           </w:tcPr>
           <w:p>
             <w:r>
-              <w:rPr>
-                <w:b/>
-              </w:rPr>
-              <w:t>Examiner:</w:t>
+              <w:t>Nov 30, 2013</w:t>
+              <w:br/>
+              <w:t>Afternoon</w:t>
             </w:r>
           </w:p>
         </w:tc>
         <w:tc>
           <w:tcPr>
-            <w:tcW w:type="dxa" w:w="4680"/>
+            <w:tcW w:type="dxa" w:w="2484"/>
           </w:tcPr>
           <w:p>
             <w:r>
-              <w:t>Amy Walker, S.A.N.E. Nurse (Sexual Assault Nurse Examiner)</w:t>
+              <w:t>Amber Mecimore, CPS</w:t>
+            </w:r>
+          </w:p>
+        </w:tc>
+        <w:tc>
+          <w:tcPr>
+            <w:tcW w:type="dxa" w:w="2484"/>
+          </w:tcPr>
+          <w:p>
+            <w:r>
+              <w:t>Called Amy Walker</w:t>
+            </w:r>
+          </w:p>
+        </w:tc>
+        <w:tc>
+          <w:tcPr>
+            <w:tcW w:type="dxa" w:w="2484"/>
+          </w:tcPr>
+          <w:p>
+            <w:r>
+              <w:t>Asked if she used a scope - trying to "build a case" despite negative findings</w:t>
             </w:r>
           </w:p>
         </w:tc>
@@ -641,24 +1152,43 @@
       <w:tr>
         <w:tc>
           <w:tcPr>
-            <w:tcW w:type="dxa" w:w="4680"/>
+            <w:tcW w:type="dxa" w:w="2484"/>
           </w:tcPr>
           <w:p>
             <w:r>
-              <w:rPr>
-                <w:b/>
-              </w:rPr>
-              <w:t>Medical Findings:</w:t>
+              <w:t>Nov 30, 2013</w:t>
+              <w:br/>
+              <w:t>Evening</w:t>
             </w:r>
           </w:p>
         </w:tc>
         <w:tc>
           <w:tcPr>
-            <w:tcW w:type="dxa" w:w="4680"/>
+            <w:tcW w:type="dxa" w:w="2484"/>
           </w:tcPr>
           <w:p>
             <w:r>
-              <w:t>"Hymen intact. No distress. GU exam unremarkable. No evidence of trauma or abuse."</w:t>
+              <w:t>Sherri Stock, CPS</w:t>
+            </w:r>
+          </w:p>
+        </w:tc>
+        <w:tc>
+          <w:tcPr>
+            <w:tcW w:type="dxa" w:w="2484"/>
+          </w:tcPr>
+          <w:p>
+            <w:r>
+              <w:t>Interrogated 2-year-old ALONE</w:t>
+            </w:r>
+          </w:p>
+        </w:tc>
+        <w:tc>
+          <w:tcPr>
+            <w:tcW w:type="dxa" w:w="2484"/>
+          </w:tcPr>
+          <w:p>
+            <w:r>
+              <w:t>No recording. No witnesses. Child allegedly used grandmother's vocabulary ("coochie")</w:t>
             </w:r>
           </w:p>
         </w:tc>
@@ -666,24 +1196,41 @@
       <w:tr>
         <w:tc>
           <w:tcPr>
-            <w:tcW w:type="dxa" w:w="4680"/>
+            <w:tcW w:type="dxa" w:w="2484"/>
           </w:tcPr>
           <w:p>
             <w:r>
-              <w:rPr>
-                <w:b/>
-              </w:rPr>
-              <w:t>Child Disclosure:</w:t>
+              <w:t>Nov 30 - Dec 3</w:t>
             </w:r>
           </w:p>
         </w:tc>
         <w:tc>
           <w:tcPr>
-            <w:tcW w:type="dxa" w:w="4680"/>
+            <w:tcW w:type="dxa" w:w="2484"/>
           </w:tcPr>
           <w:p>
             <w:r>
-              <w:t>"Rylie made NO disclosure of being hurt when pointing to body parts, including genitalia."</w:t>
+              <w:t>CPS (Various)</w:t>
+            </w:r>
+          </w:p>
+        </w:tc>
+        <w:tc>
+          <w:tcPr>
+            <w:tcW w:type="dxa" w:w="2484"/>
+          </w:tcPr>
+          <w:p>
+            <w:r>
+              <w:t>Case building</w:t>
+            </w:r>
+          </w:p>
+        </w:tc>
+        <w:tc>
+          <w:tcPr>
+            <w:tcW w:type="dxa" w:w="2484"/>
+          </w:tcPr>
+          <w:p>
+            <w:r>
+              <w:t>Despite "no concerns" from multiple workers, case continued</w:t>
             </w:r>
           </w:p>
         </w:tc>
@@ -691,49 +1238,43 @@
       <w:tr>
         <w:tc>
           <w:tcPr>
-            <w:tcW w:type="dxa" w:w="4680"/>
+            <w:tcW w:type="dxa" w:w="2484"/>
           </w:tcPr>
           <w:p>
             <w:r>
-              <w:rPr>
-                <w:b/>
-              </w:rPr>
-              <w:t>Nurse's Conclusion:</w:t>
+              <w:t>Dec 4, 2013</w:t>
+              <w:br/>
+              <w:t>10:00 AM</w:t>
             </w:r>
           </w:p>
         </w:tc>
         <w:tc>
           <w:tcPr>
-            <w:tcW w:type="dxa" w:w="4680"/>
+            <w:tcW w:type="dxa" w:w="2484"/>
           </w:tcPr>
           <w:p>
             <w:r>
-              <w:t>"Sees NO signs of abuse. When asked questions, child disclosed NO abuse."</w:t>
-            </w:r>
-          </w:p>
-        </w:tc>
-      </w:tr>
-      <w:tr>
-        <w:tc>
-          <w:tcPr>
-            <w:tcW w:type="dxa" w:w="4680"/>
-          </w:tcPr>
-          <w:p>
-            <w:r>
-              <w:rPr>
-                <w:b/>
-              </w:rPr>
-              <w:t>Rape Kit Decision:</w:t>
+              <w:t>Beth Oshbar, NP-C</w:t>
             </w:r>
           </w:p>
         </w:tc>
         <w:tc>
           <w:tcPr>
-            <w:tcW w:type="dxa" w:w="4680"/>
+            <w:tcW w:type="dxa" w:w="2484"/>
           </w:tcPr>
           <w:p>
             <w:r>
-              <w:t>Deemed UNNECESSARY based on findings</w:t>
+              <w:t>Performed invasive CME</w:t>
+            </w:r>
+          </w:p>
+        </w:tc>
+        <w:tc>
+          <w:tcPr>
+            <w:tcW w:type="dxa" w:w="2484"/>
+          </w:tcPr>
+          <w:p>
+            <w:r>
+              <w:t>Specimen collection for Chlamydia/Gonorrhea. Father NOT notified. Results: NEGATIVE</w:t>
             </w:r>
           </w:p>
         </w:tc>
@@ -745,7 +1286,7 @@
         <w:pStyle w:val="Heading2"/>
       </w:pPr>
       <w:r>
-        <w:t>2.2 Critical Discrepancy</w:t>
+        <w:t>3.2 The Critical Question</w:t>
       </w:r>
     </w:p>
     <w:p>
@@ -753,12 +1294,22 @@
         <w:rPr>
           <w:b/>
         </w:rPr>
-        <w:t xml:space="preserve">THE FUNDAMENTAL QUESTION: </w:t>
+        <w:t>WHO AUTHORIZED THE DECEMBER 4, 2013 CME?</w:t>
       </w:r>
     </w:p>
+    <w:p/>
     <w:p>
       <w:r>
-        <w:t>If a certified S.A.N.E. Nurse (Amy Walker) found:</w:t>
+        <w:t>The records do not clearly identify who made the decision to perform an invasive gynecological examination on Rylie Blankenship just 4 days after a certified S.A.N.E. Nurse found NO evidence of abuse.</w:t>
+      </w:r>
+    </w:p>
+    <w:p/>
+    <w:p>
+      <w:r>
+        <w:rPr>
+          <w:i/>
+        </w:rPr>
+        <w:t>Possible authorizing parties:</w:t>
       </w:r>
     </w:p>
     <w:p>
@@ -766,7 +1317,7 @@
         <w:pStyle w:val="ListBullet"/>
       </w:pPr>
       <w:r>
-        <w:t>NO signs of abuse</w:t>
+        <w:t>CPS Supervisor Reitzel - Gave directives for child interview; may have ordered CME</w:t>
       </w:r>
     </w:p>
     <w:p>
@@ -774,7 +1325,7 @@
         <w:pStyle w:val="ListBullet"/>
       </w:pPr>
       <w:r>
-        <w:t>NO assault evidence</w:t>
+        <w:t>Amber Mecimore - Was focused on "building a case"; spoke with medical personnel</w:t>
       </w:r>
     </w:p>
     <w:p>
@@ -782,7 +1333,7 @@
         <w:pStyle w:val="ListBullet"/>
       </w:pPr>
       <w:r>
-        <w:t>NO disclosure from the child</w:t>
+        <w:t>Child Advocacy Center Protocol - May have automatic referral from CPS</w:t>
       </w:r>
     </w:p>
     <w:p>
@@ -790,7 +1341,7 @@
         <w:pStyle w:val="ListBullet"/>
       </w:pPr>
       <w:r>
-        <w:t>Hymen INTACT</w:t>
+        <w:t>Unknown Physician - Required to supervise NP procedures under NC law</w:t>
       </w:r>
     </w:p>
     <w:p>
@@ -798,15 +1349,7 @@
         <w:pStyle w:val="ListBullet"/>
       </w:pPr>
       <w:r>
-        <w:t>A rape kit UNNECESSARY</w:t>
-      </w:r>
-    </w:p>
-    <w:p>
-      <w:r>
-        <w:rPr>
-          <w:b/>
-        </w:rPr>
-        <w:t>Then WHY, just 4 days later, did Beth Oshbar (a Nurse Practitioner, NOT a S.A.N.E.) perform an INVASIVE gynecological specimen collection?</w:t>
+        <w:t>PARENTAL CONSENT: Who signed? Was ANY parent notified?</w:t>
       </w:r>
     </w:p>
     <w:p/>
@@ -815,15 +1358,7 @@
         <w:pStyle w:val="Heading1"/>
       </w:pPr>
       <w:r>
-        <w:t>SECTION 3: STANDARD MEDICAL PROTOCOLS FOR PEDIATRIC STD TESTING</w:t>
-      </w:r>
-    </w:p>
-    <w:p>
-      <w:pPr>
-        <w:pStyle w:val="Heading2"/>
-      </w:pPr>
-      <w:r>
-        <w:t>3.1 Who Is Qualified to Perform These Exams?</w:t>
+        <w:t>SECTION 4: COMPARISON OF EXAMINERS</w:t>
       </w:r>
     </w:p>
     <w:tbl>
@@ -833,33 +1368,47 @@
         <w:tblLook w:firstColumn="1" w:firstRow="1" w:lastColumn="0" w:lastRow="0" w:noHBand="0" w:noVBand="1" w:val="04A0"/>
       </w:tblPr>
       <w:tblGrid>
-        <w:gridCol w:w="4680"/>
-        <w:gridCol w:w="4680"/>
+        <w:gridCol w:w="3312"/>
+        <w:gridCol w:w="3312"/>
+        <w:gridCol w:w="3312"/>
       </w:tblGrid>
       <w:tr>
         <w:tc>
           <w:tcPr>
-            <w:tcW w:type="dxa" w:w="4680"/>
+            <w:tcW w:type="dxa" w:w="3312"/>
           </w:tcPr>
           <w:p>
             <w:r>
               <w:rPr>
                 <w:b/>
               </w:rPr>
-              <w:t>Provider Type</w:t>
+              <w:t>Criteria</w:t>
             </w:r>
           </w:p>
         </w:tc>
         <w:tc>
           <w:tcPr>
-            <w:tcW w:type="dxa" w:w="4680"/>
+            <w:tcW w:type="dxa" w:w="3312"/>
           </w:tcPr>
           <w:p>
             <w:r>
               <w:rPr>
                 <w:b/>
               </w:rPr>
-              <w:t>Requirements</w:t>
+              <w:t>Amy Walker (Nov 30)</w:t>
+            </w:r>
+          </w:p>
+        </w:tc>
+        <w:tc>
+          <w:tcPr>
+            <w:tcW w:type="dxa" w:w="3312"/>
+          </w:tcPr>
+          <w:p>
+            <w:r>
+              <w:rPr>
+                <w:b/>
+              </w:rPr>
+              <w:t>Beth Oshbar (Dec 4)</w:t>
             </w:r>
           </w:p>
         </w:tc>
@@ -867,21 +1416,31 @@
       <w:tr>
         <w:tc>
           <w:tcPr>
-            <w:tcW w:type="dxa" w:w="4680"/>
+            <w:tcW w:type="dxa" w:w="3312"/>
           </w:tcPr>
           <w:p>
             <w:r>
-              <w:t>Physicians</w:t>
+              <w:t>Credential</w:t>
             </w:r>
           </w:p>
         </w:tc>
         <w:tc>
           <w:tcPr>
-            <w:tcW w:type="dxa" w:w="4680"/>
+            <w:tcW w:type="dxa" w:w="3312"/>
           </w:tcPr>
           <w:p>
             <w:r>
-              <w:t>Medical license; Child Abuse Pediatrician (CAP) certification preferred</w:t>
+              <w:t>S.A.N.E. Nurse (Sexual Assault Nurse Examiner)</w:t>
+            </w:r>
+          </w:p>
+        </w:tc>
+        <w:tc>
+          <w:tcPr>
+            <w:tcW w:type="dxa" w:w="3312"/>
+          </w:tcPr>
+          <w:p>
+            <w:r>
+              <w:t>NP-C (Nurse Practitioner - Certified)</w:t>
             </w:r>
           </w:p>
         </w:tc>
@@ -889,21 +1448,31 @@
       <w:tr>
         <w:tc>
           <w:tcPr>
-            <w:tcW w:type="dxa" w:w="4680"/>
+            <w:tcW w:type="dxa" w:w="3312"/>
           </w:tcPr>
           <w:p>
             <w:r>
-              <w:t>S.A.N.E. Nurses</w:t>
+              <w:t>Forensic Certification</w:t>
             </w:r>
           </w:p>
         </w:tc>
         <w:tc>
           <w:tcPr>
-            <w:tcW w:type="dxa" w:w="4680"/>
+            <w:tcW w:type="dxa" w:w="3312"/>
           </w:tcPr>
           <w:p>
             <w:r>
-              <w:t>RN license + 40-hour IAFN-accredited training + SANE-P® certification for pediatrics</w:t>
+              <w:t>✓ SANE Certified</w:t>
+            </w:r>
+          </w:p>
+        </w:tc>
+        <w:tc>
+          <w:tcPr>
+            <w:tcW w:type="dxa" w:w="3312"/>
+          </w:tcPr>
+          <w:p>
+            <w:r>
+              <w:t>❓ NOT VERIFIED</w:t>
             </w:r>
           </w:p>
         </w:tc>
@@ -911,21 +1480,31 @@
       <w:tr>
         <w:tc>
           <w:tcPr>
-            <w:tcW w:type="dxa" w:w="4680"/>
+            <w:tcW w:type="dxa" w:w="3312"/>
           </w:tcPr>
           <w:p>
             <w:r>
-              <w:t>Nurse Practitioners (NC)</w:t>
+              <w:t>Pediatric Training</w:t>
             </w:r>
           </w:p>
         </w:tc>
         <w:tc>
           <w:tcPr>
-            <w:tcW w:type="dxa" w:w="4680"/>
+            <w:tcW w:type="dxa" w:w="3312"/>
           </w:tcPr>
           <w:p>
             <w:r>
-              <w:t>RESTRICTED practice - requires physician supervision/collaboration for ALL medical acts</w:t>
+              <w:t>✓ Part of SANE certification</w:t>
+            </w:r>
+          </w:p>
+        </w:tc>
+        <w:tc>
+          <w:tcPr>
+            <w:tcW w:type="dxa" w:w="3312"/>
+          </w:tcPr>
+          <w:p>
+            <w:r>
+              <w:t>❓ NOT VERIFIED</w:t>
             </w:r>
           </w:p>
         </w:tc>
@@ -933,21 +1512,127 @@
       <w:tr>
         <w:tc>
           <w:tcPr>
-            <w:tcW w:type="dxa" w:w="4680"/>
+            <w:tcW w:type="dxa" w:w="3312"/>
           </w:tcPr>
           <w:p>
             <w:r>
-              <w:t>Physician Assistants</w:t>
+              <w:t>Location</w:t>
             </w:r>
           </w:p>
         </w:tc>
         <w:tc>
           <w:tcPr>
-            <w:tcW w:type="dxa" w:w="4680"/>
+            <w:tcW w:type="dxa" w:w="3312"/>
           </w:tcPr>
           <w:p>
             <w:r>
-              <w:t>Requires physician oversight + specialized training</w:t>
+              <w:t>Lake Norman ER (Hospital setting)</w:t>
+            </w:r>
+          </w:p>
+        </w:tc>
+        <w:tc>
+          <w:tcPr>
+            <w:tcW w:type="dxa" w:w="3312"/>
+          </w:tcPr>
+          <w:p>
+            <w:r>
+              <w:t>Child Advocacy Center</w:t>
+            </w:r>
+          </w:p>
+        </w:tc>
+      </w:tr>
+      <w:tr>
+        <w:tc>
+          <w:tcPr>
+            <w:tcW w:type="dxa" w:w="3312"/>
+          </w:tcPr>
+          <w:p>
+            <w:r>
+              <w:t>Procedure</w:t>
+            </w:r>
+          </w:p>
+        </w:tc>
+        <w:tc>
+          <w:tcPr>
+            <w:tcW w:type="dxa" w:w="3312"/>
+          </w:tcPr>
+          <w:p>
+            <w:r>
+              <w:t>Non-invasive examination</w:t>
+            </w:r>
+          </w:p>
+        </w:tc>
+        <w:tc>
+          <w:tcPr>
+            <w:tcW w:type="dxa" w:w="3312"/>
+          </w:tcPr>
+          <w:p>
+            <w:r>
+              <w:t>INVASIVE specimen collection</w:t>
+            </w:r>
+          </w:p>
+        </w:tc>
+      </w:tr>
+      <w:tr>
+        <w:tc>
+          <w:tcPr>
+            <w:tcW w:type="dxa" w:w="3312"/>
+          </w:tcPr>
+          <w:p>
+            <w:r>
+              <w:t>Finding</w:t>
+            </w:r>
+          </w:p>
+        </w:tc>
+        <w:tc>
+          <w:tcPr>
+            <w:tcW w:type="dxa" w:w="3312"/>
+          </w:tcPr>
+          <w:p>
+            <w:r>
+              <w:t>NO abuse, NO trauma, Hymen INTACT</w:t>
+            </w:r>
+          </w:p>
+        </w:tc>
+        <w:tc>
+          <w:tcPr>
+            <w:tcW w:type="dxa" w:w="3312"/>
+          </w:tcPr>
+          <w:p>
+            <w:r>
+              <w:t>Negative for STDs (confirming no abuse)</w:t>
+            </w:r>
+          </w:p>
+        </w:tc>
+      </w:tr>
+      <w:tr>
+        <w:tc>
+          <w:tcPr>
+            <w:tcW w:type="dxa" w:w="3312"/>
+          </w:tcPr>
+          <w:p>
+            <w:r>
+              <w:t>Recommendation</w:t>
+            </w:r>
+          </w:p>
+        </w:tc>
+        <w:tc>
+          <w:tcPr>
+            <w:tcW w:type="dxa" w:w="3312"/>
+          </w:tcPr>
+          <w:p>
+            <w:r>
+              <w:t>Rape kit UNNECESSARY</w:t>
+            </w:r>
+          </w:p>
+        </w:tc>
+        <w:tc>
+          <w:tcPr>
+            <w:tcW w:type="dxa" w:w="3312"/>
+          </w:tcPr>
+          <w:p>
+            <w:r>
+              <w:t>N/A - performed invasive test anyway</w:t>
             </w:r>
           </w:p>
         </w:tc>
@@ -955,47 +1640,11 @@
     </w:tbl>
     <w:p/>
     <w:p>
-      <w:r>
-        <w:rPr>
-          <w:b/>
-        </w:rPr>
-        <w:t xml:space="preserve">NORTH CAROLINA LAW: </w:t>
-      </w:r>
-      <w:r>
-        <w:t>Nurse Practitioners operate under RESTRICTED scope of practice. Beth Oshbar, as an NP-C, would have needed:</w:t>
-      </w:r>
-    </w:p>
-    <w:p>
       <w:pPr>
-        <w:pStyle w:val="ListBullet"/>
+        <w:pStyle w:val="Heading1"/>
       </w:pPr>
       <w:r>
-        <w:t>A collaborative practice agreement with a supervising physician</w:t>
-      </w:r>
-    </w:p>
-    <w:p>
-      <w:pPr>
-        <w:pStyle w:val="ListBullet"/>
-      </w:pPr>
-      <w:r>
-        <w:t>Physician oversight for invasive gynecological procedures on a child</w:t>
-      </w:r>
-    </w:p>
-    <w:p>
-      <w:pPr>
-        <w:pStyle w:val="ListBullet"/>
-      </w:pPr>
-      <w:r>
-        <w:t>10% chart review by supervising physician as required by NC Board of Nursing</w:t>
-      </w:r>
-    </w:p>
-    <w:p/>
-    <w:p>
-      <w:pPr>
-        <w:pStyle w:val="Heading2"/>
-      </w:pPr>
-      <w:r>
-        <w:t>3.2 Proper Examination Protocol for a 2-Year-Old</w:t>
+        <w:t>SECTION 5: INVESTIGATIVE FINDINGS &amp; RED FLAGS</w:t>
       </w:r>
     </w:p>
     <w:p>
@@ -1003,96 +1652,10 @@
         <w:rPr>
           <w:b/>
         </w:rPr>
-        <w:t>POSITIONING (Per Medical Standards):</w:t>
+        <w:t xml:space="preserve">EXAMINER CREDENTIALS: </w:t>
       </w:r>
-    </w:p>
-    <w:p>
-      <w:pPr>
-        <w:pStyle w:val="ListBullet"/>
-      </w:pPr>
       <w:r>
-        <w:t>Frog-leg position: Supine with knees apart, feet touching in midline</w:t>
-      </w:r>
-    </w:p>
-    <w:p>
-      <w:pPr>
-        <w:pStyle w:val="ListBullet"/>
-      </w:pPr>
-      <w:r>
-        <w:t>Parent's lap: Mother sits semi-reclined, child straddles her thighs</w:t>
-      </w:r>
-    </w:p>
-    <w:p>
-      <w:pPr>
-        <w:pStyle w:val="ListBullet"/>
-      </w:pPr>
-      <w:r>
-        <w:t>NO STIRRUPS for prepubertal children</w:t>
-      </w:r>
-    </w:p>
-    <w:p>
-      <w:pPr>
-        <w:pStyle w:val="ListBullet"/>
-      </w:pPr>
-      <w:r>
-        <w:t>NO SPECULUM for prepubertal children - external inspection ONLY</w:t>
-      </w:r>
-    </w:p>
-    <w:p>
-      <w:r>
-        <w:rPr>
-          <w:b/>
-        </w:rPr>
-        <w:t>REQUIRED SUPPORT:</w:t>
-      </w:r>
-    </w:p>
-    <w:p>
-      <w:pPr>
-        <w:pStyle w:val="ListBullet"/>
-      </w:pPr>
-      <w:r>
-        <w:t>Child Life Specialist should be present</w:t>
-      </w:r>
-    </w:p>
-    <w:p>
-      <w:pPr>
-        <w:pStyle w:val="ListBullet"/>
-      </w:pPr>
-      <w:r>
-        <w:t>Parent or support person at child's discretion</w:t>
-      </w:r>
-    </w:p>
-    <w:p>
-      <w:pPr>
-        <w:pStyle w:val="ListBullet"/>
-      </w:pPr>
-      <w:r>
-        <w:t>Age-appropriate explanation before any procedure</w:t>
-      </w:r>
-    </w:p>
-    <w:p>
-      <w:pPr>
-        <w:pStyle w:val="ListBullet"/>
-      </w:pPr>
-      <w:r>
-        <w:t>"Do no harm" policy - exams are NEVER forced</w:t>
-      </w:r>
-    </w:p>
-    <w:p/>
-    <w:p>
-      <w:pPr>
-        <w:pStyle w:val="Heading2"/>
-      </w:pPr>
-      <w:r>
-        <w:t>3.3 Proper Specimen Collection Methods (CDC Guidelines)</w:t>
-      </w:r>
-    </w:p>
-    <w:p>
-      <w:r>
-        <w:rPr>
-          <w:b/>
-        </w:rPr>
-        <w:t>CDC-RECOMMENDED: NAAT Testing (Nucleic Acid Amplification Test)</w:t>
+        <w:t>Beth Oshbar's NPI shows "Pediatrics" specialty, NOT forensic examination. No evidence of SANE or SANE-P certification has been located. NC law requires physician supervision for NPs performing medical acts - no supervising physician is documented.</w:t>
       </w:r>
     </w:p>
     <w:p/>
@@ -1101,87 +1664,10 @@
         <w:rPr>
           <w:b/>
         </w:rPr>
-        <w:t>Option A - Saline Wash Method (Preferred for young children):</w:t>
+        <w:t xml:space="preserve">AUTHORIZATION GAP: </w:t>
       </w:r>
-    </w:p>
-    <w:p>
-      <w:pPr>
-        <w:pStyle w:val="ListNumber"/>
-      </w:pPr>
       <w:r>
-        <w:t>1. Sterile saline gently squirted into vaginal opening</w:t>
-      </w:r>
-    </w:p>
-    <w:p>
-      <w:pPr>
-        <w:pStyle w:val="ListNumber"/>
-      </w:pPr>
-      <w:r>
-        <w:t>2. Three sterile swabs held near introitus (opening)</w:t>
-      </w:r>
-    </w:p>
-    <w:p>
-      <w:pPr>
-        <w:pStyle w:val="ListNumber"/>
-      </w:pPr>
-      <w:r>
-        <w:t>3. Child coughs to expel saline</w:t>
-      </w:r>
-    </w:p>
-    <w:p>
-      <w:pPr>
-        <w:pStyle w:val="ListNumber"/>
-      </w:pPr>
-      <w:r>
-        <w:t>4. Swabs collect expelled fluid</w:t>
-      </w:r>
-    </w:p>
-    <w:p>
-      <w:pPr>
-        <w:pStyle w:val="ListNumber"/>
-      </w:pPr>
-      <w:r>
-        <w:t>5. NO internal penetration required</w:t>
-      </w:r>
-    </w:p>
-    <w:p>
-      <w:r>
-        <w:rPr>
-          <w:b/>
-        </w:rPr>
-        <w:t>Option B - Moistened Swab Method:</w:t>
-      </w:r>
-    </w:p>
-    <w:p>
-      <w:pPr>
-        <w:pStyle w:val="ListNumber"/>
-      </w:pPr>
-      <w:r>
-        <w:t>1. Sterile cotton swab moistened with sterile saline</w:t>
-      </w:r>
-    </w:p>
-    <w:p>
-      <w:pPr>
-        <w:pStyle w:val="ListNumber"/>
-      </w:pPr>
-      <w:r>
-        <w:t>2. Gently touched along hymenal ring ONLY</w:t>
-      </w:r>
-    </w:p>
-    <w:p>
-      <w:pPr>
-        <w:pStyle w:val="ListNumber"/>
-      </w:pPr>
-      <w:r>
-        <w:t>3. Collects vaginal secretions externally</w:t>
-      </w:r>
-    </w:p>
-    <w:p>
-      <w:pPr>
-        <w:pStyle w:val="ListNumber"/>
-      </w:pPr>
-      <w:r>
-        <w:t>4. NOT inserted deep into vagina</w:t>
+        <w:t>No documentation identifies who authorized the invasive CME. Father was not notified. Parental consent documentation is not referenced.</w:t>
       </w:r>
     </w:p>
     <w:p/>
@@ -1190,47 +1676,46 @@
         <w:rPr>
           <w:b/>
         </w:rPr>
-        <w:t>WHAT SHOULD NOT BE USED ON PREPUBERTAL CHILDREN:</w:t>
+        <w:t xml:space="preserve">MEDICAL NECESSITY: </w:t>
+      </w:r>
+      <w:r>
+        <w:t>A certified S.A.N.E. Nurse found NO evidence of abuse just 4 days earlier and deemed a rape kit UNNECESSARY. No new medical evidence is documented that would justify invasive testing.</w:t>
       </w:r>
     </w:p>
+    <w:p/>
     <w:p>
-      <w:pPr>
-        <w:pStyle w:val="ListBullet"/>
-      </w:pPr>
       <w:r>
-        <w:t>NO vaginal speculum</w:t>
+        <w:rPr>
+          <w:b/>
+        </w:rPr>
+        <w:t xml:space="preserve">CPS CONDUCT: </w:t>
+      </w:r>
+      <w:r>
+        <w:t>Multiple CPS workers had "no concerns" and the child made "no disclosure" to SW Pam Frazier. Yet Sherri Stock extracted a statement by interviewing a 2-year-old ALONE with no recording.</w:t>
       </w:r>
     </w:p>
+    <w:p/>
     <w:p>
-      <w:pPr>
-        <w:pStyle w:val="ListBullet"/>
-      </w:pPr>
       <w:r>
-        <w:t>NO deep internal swabbing</w:t>
+        <w:rPr>
+          <w:b/>
+        </w:rPr>
+        <w:t xml:space="preserve">VOCABULARY ORIGIN: </w:t>
+      </w:r>
+      <w:r>
+        <w:t>The word "coochie" allegedly used by the child was traced to grandmother Gabriele Blankenship (from the Alan Jackson song she sang with her sons). This suggests coached or contaminated testimony.</w:t>
       </w:r>
     </w:p>
+    <w:p/>
     <w:p>
-      <w:pPr>
-        <w:pStyle w:val="ListBullet"/>
-      </w:pPr>
       <w:r>
-        <w:t>NO intraurethral swabs</w:t>
+        <w:rPr>
+          <w:b/>
+        </w:rPr>
+        <w:t xml:space="preserve">OUTCOME: </w:t>
       </w:r>
-    </w:p>
-    <w:p>
-      <w:pPr>
-        <w:pStyle w:val="ListBullet"/>
-      </w:pPr>
       <w:r>
-        <w:t>NO cervical swabs (cervix not accessible in prepubertal girls)</w:t>
-      </w:r>
-    </w:p>
-    <w:p>
-      <w:pPr>
-        <w:pStyle w:val="ListBullet"/>
-      </w:pPr>
-      <w:r>
-        <w:t>NO Gram stains (inadequate for prepubertal children per CDC)</w:t>
+        <w:t>The CME results were NEGATIVE for both Chlamydia and Gonorrhea - confirming Amy Walker's original assessment that there was no evidence of sexual abuse.</w:t>
       </w:r>
     </w:p>
     <w:p/>
@@ -1239,24 +1724,15 @@
         <w:pStyle w:val="Heading1"/>
       </w:pPr>
       <w:r>
-        <w:t>SECTION 4: INVESTIGATIVE QUESTIONS</w:t>
+        <w:t>SECTION 6: QUESTIONS REQUIRING ANSWERS</w:t>
       </w:r>
     </w:p>
-    <w:p>
-      <w:r>
-        <w:rPr>
-          <w:i/>
-        </w:rPr>
-        <w:t>Based on the cross-reference of the December 4, 2013 CME with standard medical protocols, the following questions require answers:</w:t>
-      </w:r>
-    </w:p>
-    <w:p/>
     <w:p>
       <w:pPr>
         <w:pStyle w:val="Heading2"/>
       </w:pPr>
       <w:r>
-        <w:t>4.1 Regarding the Examiner</w:t>
+        <w:t>6.1 Regarding Beth Oshbar</w:t>
       </w:r>
     </w:p>
     <w:p>
@@ -1264,7 +1740,7 @@
         <w:pStyle w:val="ListNumber"/>
       </w:pPr>
       <w:r>
-        <w:t>Was Beth Oshbar certified in Pediatrics or Women's Health NP specialty?</w:t>
+        <w:t>Does Beth Oshbar hold SANE or SANE-P certification?</w:t>
       </w:r>
     </w:p>
     <w:p>
@@ -1272,7 +1748,7 @@
         <w:pStyle w:val="ListNumber"/>
       </w:pPr>
       <w:r>
-        <w:t>Did she hold SANE-P® (Pediatric) certification?</w:t>
+        <w:t>Did she complete NC Board of Nursing-approved SANE training (40 + 16 hours)?</w:t>
       </w:r>
     </w:p>
     <w:p>
@@ -1280,7 +1756,7 @@
         <w:pStyle w:val="ListNumber"/>
       </w:pPr>
       <w:r>
-        <w:t>Who was her supervising/collaborating physician as required by NC law?</w:t>
+        <w:t>Who was her supervising/collaborating physician on December 4, 2013?</w:t>
       </w:r>
     </w:p>
     <w:p>
@@ -1288,7 +1764,7 @@
         <w:pStyle w:val="ListNumber"/>
       </w:pPr>
       <w:r>
-        <w:t>Was the required 10% chart review conducted by the supervising physician?</w:t>
+        <w:t>Was the required 10% chart review by supervising physician conducted?</w:t>
       </w:r>
     </w:p>
     <w:p>
@@ -1296,7 +1772,7 @@
         <w:pStyle w:val="ListNumber"/>
       </w:pPr>
       <w:r>
-        <w:t>What specific training did she have for forensic pediatric examinations?</w:t>
+        <w:t>What specific training did she have for forensic pediatric specimen collection?</w:t>
       </w:r>
     </w:p>
     <w:p>
@@ -1304,7 +1780,7 @@
         <w:pStyle w:val="Heading2"/>
       </w:pPr>
       <w:r>
-        <w:t>4.2 Regarding Authorization</w:t>
+        <w:t>6.2 Regarding CPS Personnel</w:t>
       </w:r>
     </w:p>
     <w:p>
@@ -1312,7 +1788,7 @@
         <w:pStyle w:val="ListNumber"/>
       </w:pPr>
       <w:r>
-        <w:t>Who authorized this invasive examination on a 2-year-old?</w:t>
+        <w:t>Did Amber Mecimore, Sherri Stock, Jennifer Owen, and Pam Frazier complete the required 90 hours of pre-service training?</w:t>
       </w:r>
     </w:p>
     <w:p>
@@ -1320,7 +1796,47 @@
         <w:pStyle w:val="ListNumber"/>
       </w:pPr>
       <w:r>
-        <w:t>Was written parental consent obtained? From whom?</w:t>
+        <w:t>Who at CPS made the decision to order the December 4 CME?</w:t>
+      </w:r>
+    </w:p>
+    <w:p>
+      <w:pPr>
+        <w:pStyle w:val="ListNumber"/>
+      </w:pPr>
+      <w:r>
+        <w:t>What was the medical/legal justification given Amy Walker's negative findings 4 days earlier?</w:t>
+      </w:r>
+    </w:p>
+    <w:p>
+      <w:pPr>
+        <w:pStyle w:val="ListNumber"/>
+      </w:pPr>
+      <w:r>
+        <w:t>Why was Sherri Stock permitted to interview a 2-year-old alone without recording?</w:t>
+      </w:r>
+    </w:p>
+    <w:p>
+      <w:pPr>
+        <w:pStyle w:val="ListNumber"/>
+      </w:pPr>
+      <w:r>
+        <w:t>Who was SW Reitzel and what were their credentials?</w:t>
+      </w:r>
+    </w:p>
+    <w:p>
+      <w:pPr>
+        <w:pStyle w:val="Heading2"/>
+      </w:pPr>
+      <w:r>
+        <w:t>6.3 Regarding Authorization</w:t>
+      </w:r>
+    </w:p>
+    <w:p>
+      <w:pPr>
+        <w:pStyle w:val="ListNumber"/>
+      </w:pPr>
+      <w:r>
+        <w:t>Who signed the consent form for the invasive CME?</w:t>
       </w:r>
     </w:p>
     <w:p>
@@ -1336,7 +1852,7 @@
         <w:pStyle w:val="ListNumber"/>
       </w:pPr>
       <w:r>
-        <w:t>What legal authority permitted examination without father's knowledge or consent?</w:t>
+        <w:t>Under what legal authority was invasive testing performed without paternal consent?</w:t>
       </w:r>
     </w:p>
     <w:p>
@@ -1344,15 +1860,7 @@
         <w:pStyle w:val="ListNumber"/>
       </w:pPr>
       <w:r>
-        <w:t>Who made the medical determination that invasive testing was necessary?</w:t>
-      </w:r>
-    </w:p>
-    <w:p>
-      <w:pPr>
-        <w:pStyle w:val="Heading2"/>
-      </w:pPr>
-      <w:r>
-        <w:t>4.3 Regarding Medical Necessity</w:t>
+        <w:t>Did the Child Advocacy Center have an automatic referral protocol from CPS?</w:t>
       </w:r>
     </w:p>
     <w:p>
@@ -1360,135 +1868,7 @@
         <w:pStyle w:val="ListNumber"/>
       </w:pPr>
       <w:r>
-        <w:t>Why was invasive testing performed when S.A.N.E. Nurse Amy Walker found "NO signs of abuse" just 4 days earlier?</w:t>
-      </w:r>
-    </w:p>
-    <w:p>
-      <w:pPr>
-        <w:pStyle w:val="ListNumber"/>
-      </w:pPr>
-      <w:r>
-        <w:t>Amy Walker deemed a rape kit UNNECESSARY - what new evidence emerged in 4 days to warrant invasive testing?</w:t>
-      </w:r>
-    </w:p>
-    <w:p>
-      <w:pPr>
-        <w:pStyle w:val="ListNumber"/>
-      </w:pPr>
-      <w:r>
-        <w:t>What was the medical indication for Chlamydia/Gonorrhea testing when there was no evidence of sexual contact?</w:t>
-      </w:r>
-    </w:p>
-    <w:p>
-      <w:pPr>
-        <w:pStyle w:val="ListNumber"/>
-      </w:pPr>
-      <w:r>
-        <w:t>Was there any documented physical finding that justified invasive specimen collection?</w:t>
-      </w:r>
-    </w:p>
-    <w:p>
-      <w:pPr>
-        <w:pStyle w:val="Heading2"/>
-      </w:pPr>
-      <w:r>
-        <w:t>4.4 Regarding Procedure</w:t>
-      </w:r>
-    </w:p>
-    <w:p>
-      <w:pPr>
-        <w:pStyle w:val="ListNumber"/>
-      </w:pPr>
-      <w:r>
-        <w:t>What positioning was used for the 2-year-old child?</w:t>
-      </w:r>
-    </w:p>
-    <w:p>
-      <w:pPr>
-        <w:pStyle w:val="ListNumber"/>
-      </w:pPr>
-      <w:r>
-        <w:t>Was a speculum used? (Should NOT be used on prepubertal children)</w:t>
-      </w:r>
-    </w:p>
-    <w:p>
-      <w:pPr>
-        <w:pStyle w:val="ListNumber"/>
-      </w:pPr>
-      <w:r>
-        <w:t>What specimen collection method was employed?</w:t>
-      </w:r>
-    </w:p>
-    <w:p>
-      <w:pPr>
-        <w:pStyle w:val="ListNumber"/>
-      </w:pPr>
-      <w:r>
-        <w:t>Was a colposcope used for visualization?</w:t>
-      </w:r>
-    </w:p>
-    <w:p>
-      <w:pPr>
-        <w:pStyle w:val="ListNumber"/>
-      </w:pPr>
-      <w:r>
-        <w:t>Was a Child Life Specialist present?</w:t>
-      </w:r>
-    </w:p>
-    <w:p>
-      <w:pPr>
-        <w:pStyle w:val="ListNumber"/>
-      </w:pPr>
-      <w:r>
-        <w:t>Was the examination recorded or photographed per forensic protocol?</w:t>
-      </w:r>
-    </w:p>
-    <w:p>
-      <w:pPr>
-        <w:pStyle w:val="Heading2"/>
-      </w:pPr>
-      <w:r>
-        <w:t>4.5 Regarding Test Reliability</w:t>
-      </w:r>
-    </w:p>
-    <w:p>
-      <w:pPr>
-        <w:pStyle w:val="ListNumber"/>
-      </w:pPr>
-      <w:r>
-        <w:t>Was NAAT (Nucleic Acid Amplification Test) used as recommended by CDC?</w:t>
-      </w:r>
-    </w:p>
-    <w:p>
-      <w:pPr>
-        <w:pStyle w:val="ListNumber"/>
-      </w:pPr>
-      <w:r>
-        <w:t>If culture was used instead, what was the medical justification?</w:t>
-      </w:r>
-    </w:p>
-    <w:p>
-      <w:pPr>
-        <w:pStyle w:val="ListNumber"/>
-      </w:pPr>
-      <w:r>
-        <w:t>Were proper chain-of-custody protocols followed for specimens?</w:t>
-      </w:r>
-    </w:p>
-    <w:p>
-      <w:pPr>
-        <w:pStyle w:val="ListNumber"/>
-      </w:pPr>
-      <w:r>
-        <w:t>Why was the test sent to LabCorp rather than a forensic laboratory?</w:t>
-      </w:r>
-    </w:p>
-    <w:p>
-      <w:pPr>
-        <w:pStyle w:val="ListNumber"/>
-      </w:pPr>
-      <w:r>
-        <w:t>Were confirmatory tests performed as required by CDC for pediatric STD testing?</w:t>
+        <w:t>Was there any court order authorizing the examination?</w:t>
       </w:r>
     </w:p>
     <w:p/>
@@ -1497,15 +1877,12 @@
         <w:pStyle w:val="Heading1"/>
       </w:pPr>
       <w:r>
-        <w:t>SECTION 5: SUMMARY OF CONCERNS</w:t>
+        <w:t>CONCLUSION</w:t>
       </w:r>
     </w:p>
     <w:p>
       <w:r>
-        <w:rPr>
-          <w:b/>
-        </w:rPr>
-        <w:t>The December 4, 2013 Child Medical Examination raises significant procedural and ethical concerns:</w:t>
+        <w:t>This investigation reveals significant gaps in documentation and raises serious questions about the credentials, authorization, and medical necessity of the December 4, 2013 Child Medical Examination.</w:t>
       </w:r>
     </w:p>
     <w:p/>
@@ -1514,76 +1891,55 @@
         <w:rPr>
           <w:b/>
         </w:rPr>
-        <w:t xml:space="preserve">1. TIMING: </w:t>
-      </w:r>
-      <w:r>
-        <w:t xml:space="preserve"> Performed just 4 days after a certified S.A.N.E. Nurse found NO evidence of abuse</w:t>
+        <w:t>Key Concerns:</w:t>
       </w:r>
     </w:p>
     <w:p>
+      <w:pPr>
+        <w:pStyle w:val="ListBullet"/>
+      </w:pPr>
       <w:r>
-        <w:rPr>
-          <w:b/>
-        </w:rPr>
-        <w:t xml:space="preserve">2. EXAMINER: </w:t>
-      </w:r>
-      <w:r>
-        <w:t xml:space="preserve"> Nurse Practitioner (not S.A.N.E. certified) performing forensic examination</w:t>
+        <w:t>The examiner (Beth Oshbar) has not been verified as SANE-certified</w:t>
       </w:r>
     </w:p>
     <w:p>
+      <w:pPr>
+        <w:pStyle w:val="ListBullet"/>
+      </w:pPr>
       <w:r>
-        <w:rPr>
-          <w:b/>
-        </w:rPr>
-        <w:t xml:space="preserve">3. AUTHORIZATION: </w:t>
-      </w:r>
-      <w:r>
-        <w:t xml:space="preserve"> No documented parental consent; father not notified</w:t>
+        <w:t>No supervising physician is documented as required by NC law for NPs</w:t>
       </w:r>
     </w:p>
     <w:p>
+      <w:pPr>
+        <w:pStyle w:val="ListBullet"/>
+      </w:pPr>
       <w:r>
-        <w:rPr>
-          <w:b/>
-        </w:rPr>
-        <w:t xml:space="preserve">4. SUPERVISION: </w:t>
-      </w:r>
-      <w:r>
-        <w:t xml:space="preserve"> No documented physician oversight as required by NC law</w:t>
+        <w:t>No clear authorization chain identifies who ordered the invasive exam</w:t>
       </w:r>
     </w:p>
     <w:p>
+      <w:pPr>
+        <w:pStyle w:val="ListBullet"/>
+      </w:pPr>
       <w:r>
-        <w:rPr>
-          <w:b/>
-        </w:rPr>
-        <w:t xml:space="preserve">5. NECESSITY: </w:t>
-      </w:r>
-      <w:r>
-        <w:t xml:space="preserve"> No documented medical indication given prior negative findings</w:t>
+        <w:t>The exam was performed just 4 days after a certified SANE nurse found NO abuse</w:t>
       </w:r>
     </w:p>
     <w:p>
+      <w:pPr>
+        <w:pStyle w:val="ListBullet"/>
+      </w:pPr>
       <w:r>
-        <w:rPr>
-          <w:b/>
-        </w:rPr>
-        <w:t xml:space="preserve">6. RESULTS: </w:t>
-      </w:r>
-      <w:r>
-        <w:t xml:space="preserve"> Test was NEGATIVE - confirming Amy Walker's original assessment was correct</w:t>
+        <w:t>The results were NEGATIVE - confirming the prior assessment was correct</w:t>
       </w:r>
     </w:p>
     <w:p>
+      <w:pPr>
+        <w:pStyle w:val="ListBullet"/>
+      </w:pPr>
       <w:r>
-        <w:rPr>
-          <w:b/>
-        </w:rPr>
-        <w:t xml:space="preserve">7. IMPACT: </w:t>
-      </w:r>
-      <w:r>
-        <w:t xml:space="preserve"> Invasive procedure performed on a 2-year-old that was medically unnecessary</w:t>
+        <w:t>The invasive procedure appears to have been medically unnecessary</w:t>
       </w:r>
     </w:p>
     <w:p/>
@@ -1615,9 +1971,17 @@
         <w:t>Document prepared: December 30, 2025</w:t>
       </w:r>
     </w:p>
+    <w:p>
+      <w:pPr>
+        <w:jc w:val="center"/>
+      </w:pPr>
+      <w:r>
+        <w:t>Sources: NPI Database, NC General Statutes, NC Board of Nursing, Case Records</w:t>
+      </w:r>
+    </w:p>
     <w:sectPr>
       <w:pgSz w:w="12240" w:h="15840"/>
-      <w:pgMar w:top="1440" w:right="1440" w:bottom="1440" w:left="1440" w:header="720" w:footer="720" w:gutter="0"/>
+      <w:pgMar w:top="1152" w:right="1152" w:bottom="1152" w:left="1152" w:header="720" w:footer="720" w:gutter="0"/>
       <w:cols w:space="720"/>
       <w:docGrid w:linePitch="360"/>
     </w:sectPr>

--- a/frontend/public/CME_Investigation_Report_Dec4_2013.docx
+++ b/frontend/public/CME_Investigation_Report_Dec4_2013.docx
@@ -1979,6 +1979,358 @@
         <w:t>Sources: NPI Database, NC General Statutes, NC Board of Nursing, Case Records</w:t>
       </w:r>
     </w:p>
+    <w:p>
+      <w:r>
+        <w:br w:type="page"/>
+      </w:r>
+    </w:p>
+    <w:p>
+      <w:pPr>
+        <w:pStyle w:val="Heading1"/>
+      </w:pPr>
+      <w:r>
+        <w:t>ADDENDUM: CRITICAL EVIDENCE DISCOVERED</w:t>
+      </w:r>
+    </w:p>
+    <w:p>
+      <w:r>
+        <w:rPr>
+          <w:b/>
+        </w:rPr>
+        <w:t>AUTHORIZATION EVIDENCE FOUND</w:t>
+      </w:r>
+    </w:p>
+    <w:p/>
+    <w:p>
+      <w:r>
+        <w:rPr>
+          <w:b/>
+        </w:rPr>
+        <w:t xml:space="preserve">Source Document: </w:t>
+      </w:r>
+      <w:r>
+        <w:t>Federal Habeas Corpus Petition (Case 1:20-cv-00680-LCB-JLW), Document 1-1, Page 20 of 30, Filed 07/24/20</w:t>
+      </w:r>
+    </w:p>
+    <w:p/>
+    <w:p>
+      <w:r>
+        <w:rPr>
+          <w:b/>
+        </w:rPr>
+        <w:t>Evidence Found:</w:t>
+      </w:r>
+    </w:p>
+    <w:p/>
+    <w:tbl>
+      <w:tblPr>
+        <w:tblStyle w:val="TableGrid"/>
+        <w:tblW w:type="auto" w:w="0"/>
+        <w:tblLook w:firstColumn="1" w:firstRow="1" w:lastColumn="0" w:lastRow="0" w:noHBand="0" w:noVBand="1" w:val="04A0"/>
+      </w:tblPr>
+      <w:tblGrid>
+        <w:gridCol w:w="4968"/>
+        <w:gridCol w:w="4968"/>
+      </w:tblGrid>
+      <w:tr>
+        <w:tc>
+          <w:tcPr>
+            <w:tcW w:type="dxa" w:w="4968"/>
+          </w:tcPr>
+          <w:p>
+            <w:r>
+              <w:rPr>
+                <w:b/>
+              </w:rPr>
+              <w:t>Person Who Authorized CME:</w:t>
+            </w:r>
+          </w:p>
+        </w:tc>
+        <w:tc>
+          <w:tcPr>
+            <w:tcW w:type="dxa" w:w="4968"/>
+          </w:tcPr>
+          <w:p>
+            <w:r>
+              <w:t>CPS Social Worker Jennifer Owen(s)</w:t>
+            </w:r>
+          </w:p>
+        </w:tc>
+      </w:tr>
+      <w:tr>
+        <w:tc>
+          <w:tcPr>
+            <w:tcW w:type="dxa" w:w="4968"/>
+          </w:tcPr>
+          <w:p>
+            <w:r>
+              <w:rPr>
+                <w:b/>
+              </w:rPr>
+              <w:t>Method of Authorization:</w:t>
+            </w:r>
+          </w:p>
+        </w:tc>
+        <w:tc>
+          <w:tcPr>
+            <w:tcW w:type="dxa" w:w="4968"/>
+          </w:tcPr>
+          <w:p>
+            <w:r>
+              <w:t>Phone call to Tammy Blankenship</w:t>
+            </w:r>
+          </w:p>
+        </w:tc>
+      </w:tr>
+      <w:tr>
+        <w:tc>
+          <w:tcPr>
+            <w:tcW w:type="dxa" w:w="4968"/>
+          </w:tcPr>
+          <w:p>
+            <w:r>
+              <w:rPr>
+                <w:b/>
+              </w:rPr>
+              <w:t>Date of Authorization Call:</w:t>
+            </w:r>
+          </w:p>
+        </w:tc>
+        <w:tc>
+          <w:tcPr>
+            <w:tcW w:type="dxa" w:w="4968"/>
+          </w:tcPr>
+          <w:p>
+            <w:r>
+              <w:t>December 3, 2013</w:t>
+            </w:r>
+          </w:p>
+        </w:tc>
+      </w:tr>
+      <w:tr>
+        <w:tc>
+          <w:tcPr>
+            <w:tcW w:type="dxa" w:w="4968"/>
+          </w:tcPr>
+          <w:p>
+            <w:r>
+              <w:rPr>
+                <w:b/>
+              </w:rPr>
+              <w:t>Purpose:</w:t>
+            </w:r>
+          </w:p>
+        </w:tc>
+        <w:tc>
+          <w:tcPr>
+            <w:tcW w:type="dxa" w:w="4968"/>
+          </w:tcPr>
+          <w:p>
+            <w:r>
+              <w:t>CME appointment / Medical examination scheduling</w:t>
+            </w:r>
+          </w:p>
+        </w:tc>
+      </w:tr>
+      <w:tr>
+        <w:tc>
+          <w:tcPr>
+            <w:tcW w:type="dxa" w:w="4968"/>
+          </w:tcPr>
+          <w:p>
+            <w:r>
+              <w:rPr>
+                <w:b/>
+              </w:rPr>
+              <w:t>CME Performed:</w:t>
+            </w:r>
+          </w:p>
+        </w:tc>
+        <w:tc>
+          <w:tcPr>
+            <w:tcW w:type="dxa" w:w="4968"/>
+          </w:tcPr>
+          <w:p>
+            <w:r>
+              <w:t>December 4, 2013 (the next day)</w:t>
+            </w:r>
+          </w:p>
+        </w:tc>
+      </w:tr>
+    </w:tbl>
+    <w:p/>
+    <w:p>
+      <w:r>
+        <w:rPr>
+          <w:b/>
+        </w:rPr>
+        <w:t>CRITICAL FINDING:</w:t>
+      </w:r>
+    </w:p>
+    <w:p/>
+    <w:p>
+      <w:r>
+        <w:t>CPS Social Worker Jennifer Owen(s) called Tammy Blankenship on December 3, 2013 and ordered her to bring Rylie to the Child Advocacy Center for a CME (Child Medical Examination) the following day.</w:t>
+      </w:r>
+    </w:p>
+    <w:p/>
+    <w:p>
+      <w:r>
+        <w:rPr>
+          <w:i/>
+        </w:rPr>
+        <w:t>This establishes:</w:t>
+      </w:r>
+    </w:p>
+    <w:p>
+      <w:pPr>
+        <w:pStyle w:val="ListBullet"/>
+      </w:pPr>
+      <w:r>
+        <w:t>Jennifer Owen(s) (CPS Social Worker III) was the person who INITIATED and AUTHORIZED the December 4, 2013 CME</w:t>
+      </w:r>
+    </w:p>
+    <w:p>
+      <w:pPr>
+        <w:pStyle w:val="ListBullet"/>
+      </w:pPr>
+      <w:r>
+        <w:t>The examination was scheduled by CPS, NOT by medical personnel based on medical necessity</w:t>
+      </w:r>
+    </w:p>
+    <w:p>
+      <w:pPr>
+        <w:pStyle w:val="ListBullet"/>
+      </w:pPr>
+      <w:r>
+        <w:t>Tammy was ORDERED to comply - this was not a voluntary medical consultation</w:t>
+      </w:r>
+    </w:p>
+    <w:p>
+      <w:pPr>
+        <w:pStyle w:val="ListBullet"/>
+      </w:pPr>
+      <w:r>
+        <w:t>The CME was scheduled just ONE DAY after the phone call - rushed timeline</w:t>
+      </w:r>
+    </w:p>
+    <w:p>
+      <w:pPr>
+        <w:pStyle w:val="ListBullet"/>
+      </w:pPr>
+      <w:r>
+        <w:t>This was only 4 DAYS after S.A.N.E. Nurse Amy Walker found NO evidence of abuse</w:t>
+      </w:r>
+    </w:p>
+    <w:p>
+      <w:pPr>
+        <w:pStyle w:val="ListBullet"/>
+      </w:pPr>
+      <w:r>
+        <w:t>Zachary Blankenship (father) was NOT notified of this examination</w:t>
+      </w:r>
+    </w:p>
+    <w:p/>
+    <w:p>
+      <w:pPr>
+        <w:pStyle w:val="Heading2"/>
+      </w:pPr>
+      <w:r>
+        <w:t>INVESTIGATIVE QUESTIONS ARISING FROM THIS EVIDENCE</w:t>
+      </w:r>
+    </w:p>
+    <w:p>
+      <w:pPr>
+        <w:pStyle w:val="ListNumber"/>
+      </w:pPr>
+      <w:r>
+        <w:t>What was Jennifer Owen's medical qualification to order an invasive gynecological examination?</w:t>
+      </w:r>
+    </w:p>
+    <w:p>
+      <w:pPr>
+        <w:pStyle w:val="ListNumber"/>
+      </w:pPr>
+      <w:r>
+        <w:t>Did Jennifer Owen have authority under NC law to mandate medical procedures for a child?</w:t>
+      </w:r>
+    </w:p>
+    <w:p>
+      <w:pPr>
+        <w:pStyle w:val="ListNumber"/>
+      </w:pPr>
+      <w:r>
+        <w:t>Why was the CME rushed (ordered one day, performed the next) when Amy Walker found no abuse?</w:t>
+      </w:r>
+    </w:p>
+    <w:p>
+      <w:pPr>
+        <w:pStyle w:val="ListNumber"/>
+      </w:pPr>
+      <w:r>
+        <w:t>Did Jennifer Owen inform Tammy of her right to refuse the examination?</w:t>
+      </w:r>
+    </w:p>
+    <w:p>
+      <w:pPr>
+        <w:pStyle w:val="ListNumber"/>
+      </w:pPr>
+      <w:r>
+        <w:t>Was there a court order authorizing CPS to mandate this medical examination?</w:t>
+      </w:r>
+    </w:p>
+    <w:p>
+      <w:pPr>
+        <w:pStyle w:val="ListNumber"/>
+      </w:pPr>
+      <w:r>
+        <w:t>Why was Zachary Blankenship (father with parental rights) not notified?</w:t>
+      </w:r>
+    </w:p>
+    <w:p>
+      <w:pPr>
+        <w:pStyle w:val="ListNumber"/>
+      </w:pPr>
+      <w:r>
+        <w:t>Did Jennifer Owen coordinate with Beth Oshbar prior to the examination?</w:t>
+      </w:r>
+    </w:p>
+    <w:p>
+      <w:pPr>
+        <w:pStyle w:val="ListNumber"/>
+      </w:pPr>
+      <w:r>
+        <w:t>What specific information did Jennifer Owen convey to Beth Oshbar about the case?</w:t>
+      </w:r>
+    </w:p>
+    <w:p/>
+    <w:p>
+      <w:pPr>
+        <w:jc w:val="center"/>
+      </w:pPr>
+      <w:r>
+        <w:t>────────────────────────────────────────────────────────────</w:t>
+      </w:r>
+    </w:p>
+    <w:p>
+      <w:pPr>
+        <w:jc w:val="center"/>
+      </w:pPr>
+      <w:r>
+        <w:rPr>
+          <w:b/>
+        </w:rPr>
+        <w:t>For Zachary, for Jacob, for Justice. ⚖️💙</w:t>
+      </w:r>
+    </w:p>
+    <w:p>
+      <w:pPr>
+        <w:jc w:val="center"/>
+      </w:pPr>
+      <w:r>
+        <w:t>Addendum added: December 30, 2025</w:t>
+      </w:r>
+    </w:p>
     <w:sectPr>
       <w:pgSz w:w="12240" w:h="15840"/>
       <w:pgMar w:top="1152" w:right="1152" w:bottom="1152" w:left="1152" w:header="720" w:footer="720" w:gutter="0"/>

--- a/frontend/public/CME_Investigation_Report_Dec4_2013.docx
+++ b/frontend/public/CME_Investigation_Report_Dec4_2013.docx
@@ -2331,6 +2331,987 @@
         <w:t>Addendum added: December 30, 2025</w:t>
       </w:r>
     </w:p>
+    <w:p>
+      <w:r>
+        <w:br w:type="page"/>
+      </w:r>
+    </w:p>
+    <w:p>
+      <w:pPr>
+        <w:pStyle w:val="Heading1"/>
+      </w:pPr>
+      <w:r>
+        <w:t>SECTION 7: THE PHYSICAL CME PROCESS - WHAT WAS DONE TO RYLIE</w:t>
+      </w:r>
+    </w:p>
+    <w:p>
+      <w:r>
+        <w:rPr>
+          <w:i/>
+        </w:rPr>
+        <w:t>Understanding exactly what Rylie Blankenship (age 2 years, 11 months) physically experienced during the December 4, 2013 Child Medical Examination.</w:t>
+      </w:r>
+    </w:p>
+    <w:p/>
+    <w:p>
+      <w:pPr>
+        <w:pStyle w:val="Heading2"/>
+      </w:pPr>
+      <w:r>
+        <w:t>7.1 The Purpose of the CME</w:t>
+      </w:r>
+    </w:p>
+    <w:p>
+      <w:r>
+        <w:t>The stated purpose was to collect specimens to test for:</w:t>
+      </w:r>
+    </w:p>
+    <w:p>
+      <w:pPr>
+        <w:pStyle w:val="ListBullet"/>
+      </w:pPr>
+      <w:r>
+        <w:t>Chlamydia trachomatis (bacterial STD)</w:t>
+      </w:r>
+    </w:p>
+    <w:p>
+      <w:pPr>
+        <w:pStyle w:val="ListBullet"/>
+      </w:pPr>
+      <w:r>
+        <w:t>Neisseria gonorrhoeae / Gonorrhea (bacterial STD)</w:t>
+      </w:r>
+    </w:p>
+    <w:p>
+      <w:r>
+        <w:rPr>
+          <w:b/>
+        </w:rPr>
+        <w:t xml:space="preserve">CRITICAL CONTEXT: </w:t>
+      </w:r>
+      <w:r>
+        <w:t>Just 4 days earlier (November 30, 2013), certified S.A.N.E. Nurse Amy Walker performed a complete examination and found: "Hymen intact. No distress. GU exam unremarkable. No evidence of trauma or abuse." She deemed a rape kit UNNECESSARY.</w:t>
+      </w:r>
+    </w:p>
+    <w:p/>
+    <w:p>
+      <w:pPr>
+        <w:pStyle w:val="Heading2"/>
+      </w:pPr>
+      <w:r>
+        <w:t>7.2 Standard Positioning for a 2-Year-Old</w:t>
+      </w:r>
+    </w:p>
+    <w:p>
+      <w:r>
+        <w:t>Per established medical protocols, a 2-year-old child should be positioned in one of these ways:</w:t>
+      </w:r>
+    </w:p>
+    <w:p/>
+    <w:tbl>
+      <w:tblPr>
+        <w:tblStyle w:val="TableGrid"/>
+        <w:tblW w:type="auto" w:w="0"/>
+        <w:tblLook w:firstColumn="1" w:firstRow="1" w:lastColumn="0" w:lastRow="0" w:noHBand="0" w:noVBand="1" w:val="04A0"/>
+      </w:tblPr>
+      <w:tblGrid>
+        <w:gridCol w:w="4968"/>
+        <w:gridCol w:w="4968"/>
+      </w:tblGrid>
+      <w:tr>
+        <w:tc>
+          <w:tcPr>
+            <w:tcW w:type="dxa" w:w="4968"/>
+          </w:tcPr>
+          <w:p>
+            <w:r>
+              <w:rPr>
+                <w:b/>
+              </w:rPr>
+              <w:t>Position</w:t>
+            </w:r>
+          </w:p>
+        </w:tc>
+        <w:tc>
+          <w:tcPr>
+            <w:tcW w:type="dxa" w:w="4968"/>
+          </w:tcPr>
+          <w:p>
+            <w:r>
+              <w:rPr>
+                <w:b/>
+              </w:rPr>
+              <w:t>Description</w:t>
+            </w:r>
+          </w:p>
+        </w:tc>
+      </w:tr>
+      <w:tr>
+        <w:tc>
+          <w:tcPr>
+            <w:tcW w:type="dxa" w:w="4968"/>
+          </w:tcPr>
+          <w:p>
+            <w:r>
+              <w:t>Frog-Leg Position</w:t>
+            </w:r>
+          </w:p>
+        </w:tc>
+        <w:tc>
+          <w:tcPr>
+            <w:tcW w:type="dxa" w:w="4968"/>
+          </w:tcPr>
+          <w:p>
+            <w:r>
+              <w:t>Child lies on back (supine), knees bent and apart, soles of feet touching in midline. This is the STANDARD position for prepubertal children.</w:t>
+            </w:r>
+          </w:p>
+        </w:tc>
+      </w:tr>
+      <w:tr>
+        <w:tc>
+          <w:tcPr>
+            <w:tcW w:type="dxa" w:w="4968"/>
+          </w:tcPr>
+          <w:p>
+            <w:r>
+              <w:t>Parent's Lap Position</w:t>
+            </w:r>
+          </w:p>
+        </w:tc>
+        <w:tc>
+          <w:tcPr>
+            <w:tcW w:type="dxa" w:w="4968"/>
+          </w:tcPr>
+          <w:p>
+            <w:r>
+              <w:t>Mother/caregiver sits semi-reclined on exam table. Child sits facing outward, straddling mother's thighs. Mother holds child's legs apart. Provides comfort and security.</w:t>
+            </w:r>
+          </w:p>
+        </w:tc>
+      </w:tr>
+      <w:tr>
+        <w:tc>
+          <w:tcPr>
+            <w:tcW w:type="dxa" w:w="4968"/>
+          </w:tcPr>
+          <w:p>
+            <w:r>
+              <w:t>Knee-Chest Position</w:t>
+            </w:r>
+          </w:p>
+        </w:tc>
+        <w:tc>
+          <w:tcPr>
+            <w:tcW w:type="dxa" w:w="4968"/>
+          </w:tcPr>
+          <w:p>
+            <w:r>
+              <w:t>Child kneels on table with chest down, bottom elevated. Used only for anal examination if needed.</w:t>
+            </w:r>
+          </w:p>
+        </w:tc>
+      </w:tr>
+    </w:tbl>
+    <w:p/>
+    <w:p>
+      <w:r>
+        <w:rPr>
+          <w:b/>
+        </w:rPr>
+        <w:t xml:space="preserve">CRITICAL: </w:t>
+      </w:r>
+      <w:r>
+        <w:t>For prepubertal children like Rylie:</w:t>
+      </w:r>
+    </w:p>
+    <w:p>
+      <w:pPr>
+        <w:pStyle w:val="ListBullet"/>
+      </w:pPr>
+      <w:r>
+        <w:t>NO STIRRUPS should be used</w:t>
+      </w:r>
+    </w:p>
+    <w:p>
+      <w:pPr>
+        <w:pStyle w:val="ListBullet"/>
+      </w:pPr>
+      <w:r>
+        <w:t>NO SPECULUM should be inserted (used only for post-pubertal patients)</w:t>
+      </w:r>
+    </w:p>
+    <w:p>
+      <w:pPr>
+        <w:pStyle w:val="ListBullet"/>
+      </w:pPr>
+      <w:r>
+        <w:t>The examination should be EXTERNAL only</w:t>
+      </w:r>
+    </w:p>
+    <w:p>
+      <w:pPr>
+        <w:pStyle w:val="ListBullet"/>
+      </w:pPr>
+      <w:r>
+        <w:t>A parent or support person should be present for the child's comfort</w:t>
+      </w:r>
+    </w:p>
+    <w:p/>
+    <w:p>
+      <w:pPr>
+        <w:pStyle w:val="Heading2"/>
+      </w:pPr>
+      <w:r>
+        <w:t>7.3 The Physical Specimen Collection Process</w:t>
+      </w:r>
+    </w:p>
+    <w:p>
+      <w:r>
+        <w:rPr>
+          <w:b/>
+        </w:rPr>
+        <w:t>WHAT PHYSICALLY HAPPENED TO RYLIE'S BODY:</w:t>
+      </w:r>
+    </w:p>
+    <w:p/>
+    <w:p>
+      <w:r>
+        <w:rPr>
+          <w:b/>
+        </w:rPr>
+        <w:t>Step 1: Preparation</w:t>
+      </w:r>
+    </w:p>
+    <w:p>
+      <w:pPr>
+        <w:pStyle w:val="ListBullet"/>
+      </w:pPr>
+      <w:r>
+        <w:t>Rylie would have been undressed from the waist down</w:t>
+      </w:r>
+    </w:p>
+    <w:p>
+      <w:pPr>
+        <w:pStyle w:val="ListBullet"/>
+      </w:pPr>
+      <w:r>
+        <w:t>She would have been placed on an examination table</w:t>
+      </w:r>
+    </w:p>
+    <w:p>
+      <w:pPr>
+        <w:pStyle w:val="ListBullet"/>
+      </w:pPr>
+      <w:r>
+        <w:t>Her legs would have been positioned apart to expose her genital area</w:t>
+      </w:r>
+    </w:p>
+    <w:p>
+      <w:pPr>
+        <w:pStyle w:val="ListBullet"/>
+      </w:pPr>
+      <w:r>
+        <w:t>At age 2, she likely did not understand what was happening or why</w:t>
+      </w:r>
+    </w:p>
+    <w:p/>
+    <w:p>
+      <w:r>
+        <w:rPr>
+          <w:b/>
+        </w:rPr>
+        <w:t>Step 2: Visual Examination</w:t>
+      </w:r>
+    </w:p>
+    <w:p>
+      <w:pPr>
+        <w:pStyle w:val="ListBullet"/>
+      </w:pPr>
+      <w:r>
+        <w:t>The examiner would visually inspect the external genitalia</w:t>
+      </w:r>
+    </w:p>
+    <w:p>
+      <w:pPr>
+        <w:pStyle w:val="ListBullet"/>
+      </w:pPr>
+      <w:r>
+        <w:t>A colposcope (camera with magnification) may have been used for documentation</w:t>
+      </w:r>
+    </w:p>
+    <w:p>
+      <w:pPr>
+        <w:pStyle w:val="ListBullet"/>
+      </w:pPr>
+      <w:r>
+        <w:t>The labia would be gently separated to view the vaginal opening and hymen</w:t>
+      </w:r>
+    </w:p>
+    <w:p>
+      <w:pPr>
+        <w:pStyle w:val="ListBullet"/>
+      </w:pPr>
+      <w:r>
+        <w:t>This alone can be distressing for a toddler who does not understand</w:t>
+      </w:r>
+    </w:p>
+    <w:p/>
+    <w:p>
+      <w:r>
+        <w:rPr>
+          <w:b/>
+        </w:rPr>
+        <w:t>Step 3: Specimen Collection for STD Testing</w:t>
+      </w:r>
+    </w:p>
+    <w:p>
+      <w:r>
+        <w:t>There are several methods that could have been used. The CDC recommends NAAT (Nucleic Acid Amplification Test) specimens:</w:t>
+      </w:r>
+    </w:p>
+    <w:p/>
+    <w:p>
+      <w:r>
+        <w:rPr>
+          <w:b/>
+        </w:rPr>
+        <w:t>METHOD A - Saline Wash (Least Invasive):</w:t>
+      </w:r>
+    </w:p>
+    <w:p>
+      <w:pPr>
+        <w:pStyle w:val="ListNumber"/>
+      </w:pPr>
+      <w:r>
+        <w:t>A small amount of sterile saline solution is gently squirted into/near the vaginal opening</w:t>
+      </w:r>
+    </w:p>
+    <w:p>
+      <w:pPr>
+        <w:pStyle w:val="ListNumber"/>
+      </w:pPr>
+      <w:r>
+        <w:t>The child is asked to cough to expel the fluid</w:t>
+      </w:r>
+    </w:p>
+    <w:p>
+      <w:pPr>
+        <w:pStyle w:val="ListNumber"/>
+      </w:pPr>
+      <w:r>
+        <w:t>Sterile swabs are held near the opening to catch the expelled fluid</w:t>
+      </w:r>
+    </w:p>
+    <w:p>
+      <w:pPr>
+        <w:pStyle w:val="ListNumber"/>
+      </w:pPr>
+      <w:r>
+        <w:t>This method requires NO internal penetration</w:t>
+      </w:r>
+    </w:p>
+    <w:p/>
+    <w:p>
+      <w:r>
+        <w:rPr>
+          <w:b/>
+        </w:rPr>
+        <w:t>METHOD B - External Swab Collection:</w:t>
+      </w:r>
+    </w:p>
+    <w:p>
+      <w:pPr>
+        <w:pStyle w:val="ListNumber"/>
+      </w:pPr>
+      <w:r>
+        <w:t>A sterile cotton swab is moistened with sterile saline</w:t>
+      </w:r>
+    </w:p>
+    <w:p>
+      <w:pPr>
+        <w:pStyle w:val="ListNumber"/>
+      </w:pPr>
+      <w:r>
+        <w:t>The swab is gently touched/rolled along the HYMENAL RING (the edge of the vaginal opening)</w:t>
+      </w:r>
+    </w:p>
+    <w:p>
+      <w:pPr>
+        <w:pStyle w:val="ListNumber"/>
+      </w:pPr>
+      <w:r>
+        <w:t>The swab collects vaginal secretions that have pooled at the opening</w:t>
+      </w:r>
+    </w:p>
+    <w:p>
+      <w:pPr>
+        <w:pStyle w:val="ListNumber"/>
+      </w:pPr>
+      <w:r>
+        <w:t>The swab should NOT be inserted deeply into the vagina</w:t>
+      </w:r>
+    </w:p>
+    <w:p>
+      <w:pPr>
+        <w:pStyle w:val="ListNumber"/>
+      </w:pPr>
+      <w:r>
+        <w:t>For a 2-year-old, this is done while she is held in position</w:t>
+      </w:r>
+    </w:p>
+    <w:p/>
+    <w:p>
+      <w:r>
+        <w:rPr>
+          <w:b/>
+        </w:rPr>
+        <w:t>METHOD C - Catheter Aspiration (More Invasive):</w:t>
+      </w:r>
+    </w:p>
+    <w:p>
+      <w:pPr>
+        <w:pStyle w:val="ListNumber"/>
+      </w:pPr>
+      <w:r>
+        <w:t>A small, soft catheter (thin tube) is minimally inserted into the vaginal opening</w:t>
+      </w:r>
+    </w:p>
+    <w:p>
+      <w:pPr>
+        <w:pStyle w:val="ListNumber"/>
+      </w:pPr>
+      <w:r>
+        <w:t>Sterile saline is instilled through the catheter</w:t>
+      </w:r>
+    </w:p>
+    <w:p>
+      <w:pPr>
+        <w:pStyle w:val="ListNumber"/>
+      </w:pPr>
+      <w:r>
+        <w:t>A syringe is used to aspirate (suck back) the saline along with vaginal secretions</w:t>
+      </w:r>
+    </w:p>
+    <w:p>
+      <w:pPr>
+        <w:pStyle w:val="ListNumber"/>
+      </w:pPr>
+      <w:r>
+        <w:t>This method involves actual insertion into the vagina</w:t>
+      </w:r>
+    </w:p>
+    <w:p/>
+    <w:p>
+      <w:r>
+        <w:rPr>
+          <w:b/>
+        </w:rPr>
+        <w:t>URETHRAL SPECIMEN (if collected):</w:t>
+      </w:r>
+    </w:p>
+    <w:p>
+      <w:pPr>
+        <w:pStyle w:val="ListNumber"/>
+      </w:pPr>
+      <w:r>
+        <w:t>A separate swab may be used to collect a urethral specimen</w:t>
+      </w:r>
+    </w:p>
+    <w:p>
+      <w:pPr>
+        <w:pStyle w:val="ListNumber"/>
+      </w:pPr>
+      <w:r>
+        <w:t>The swab is touched to the urethral opening (where urine comes out)</w:t>
+      </w:r>
+    </w:p>
+    <w:p>
+      <w:pPr>
+        <w:pStyle w:val="ListNumber"/>
+      </w:pPr>
+      <w:r>
+        <w:t>Alternatively, a "first-catch" urine sample may be collected instead</w:t>
+      </w:r>
+    </w:p>
+    <w:p/>
+    <w:p>
+      <w:pPr>
+        <w:pStyle w:val="Heading2"/>
+      </w:pPr>
+      <w:r>
+        <w:t>7.4 What Rylie Physically Experienced</w:t>
+      </w:r>
+    </w:p>
+    <w:p>
+      <w:r>
+        <w:rPr>
+          <w:i/>
+        </w:rPr>
+        <w:t>At 2 years and 11 months old, Rylie Blankenship experienced:</w:t>
+      </w:r>
+    </w:p>
+    <w:p/>
+    <w:tbl>
+      <w:tblPr>
+        <w:tblStyle w:val="TableGrid"/>
+        <w:tblW w:type="auto" w:w="0"/>
+        <w:tblLook w:firstColumn="1" w:firstRow="1" w:lastColumn="0" w:lastRow="0" w:noHBand="0" w:noVBand="1" w:val="04A0"/>
+      </w:tblPr>
+      <w:tblGrid>
+        <w:gridCol w:w="4968"/>
+        <w:gridCol w:w="4968"/>
+      </w:tblGrid>
+      <w:tr>
+        <w:tc>
+          <w:tcPr>
+            <w:tcW w:type="dxa" w:w="4968"/>
+          </w:tcPr>
+          <w:p>
+            <w:r>
+              <w:rPr>
+                <w:b/>
+              </w:rPr>
+              <w:t>Physical Experience</w:t>
+            </w:r>
+          </w:p>
+        </w:tc>
+        <w:tc>
+          <w:tcPr>
+            <w:tcW w:type="dxa" w:w="4968"/>
+          </w:tcPr>
+          <w:p>
+            <w:r>
+              <w:rPr>
+                <w:b/>
+              </w:rPr>
+              <w:t>Impact on a Toddler</w:t>
+            </w:r>
+          </w:p>
+        </w:tc>
+      </w:tr>
+      <w:tr>
+        <w:tc>
+          <w:tcPr>
+            <w:tcW w:type="dxa" w:w="4968"/>
+          </w:tcPr>
+          <w:p>
+            <w:r>
+              <w:t>Removal of clothing</w:t>
+            </w:r>
+          </w:p>
+        </w:tc>
+        <w:tc>
+          <w:tcPr>
+            <w:tcW w:type="dxa" w:w="4968"/>
+          </w:tcPr>
+          <w:p>
+            <w:r>
+              <w:t>Loss of security, exposure, vulnerability</w:t>
+            </w:r>
+          </w:p>
+        </w:tc>
+      </w:tr>
+      <w:tr>
+        <w:tc>
+          <w:tcPr>
+            <w:tcW w:type="dxa" w:w="4968"/>
+          </w:tcPr>
+          <w:p>
+            <w:r>
+              <w:t>Being held down/positioned</w:t>
+            </w:r>
+          </w:p>
+        </w:tc>
+        <w:tc>
+          <w:tcPr>
+            <w:tcW w:type="dxa" w:w="4968"/>
+          </w:tcPr>
+          <w:p>
+            <w:r>
+              <w:t>Loss of control, potential fear</w:t>
+            </w:r>
+          </w:p>
+        </w:tc>
+      </w:tr>
+      <w:tr>
+        <w:tc>
+          <w:tcPr>
+            <w:tcW w:type="dxa" w:w="4968"/>
+          </w:tcPr>
+          <w:p>
+            <w:r>
+              <w:t>Legs spread apart by adult</w:t>
+            </w:r>
+          </w:p>
+        </w:tc>
+        <w:tc>
+          <w:tcPr>
+            <w:tcW w:type="dxa" w:w="4968"/>
+          </w:tcPr>
+          <w:p>
+            <w:r>
+              <w:t>Invasive, uncomfortable, confusing</w:t>
+            </w:r>
+          </w:p>
+        </w:tc>
+      </w:tr>
+      <w:tr>
+        <w:tc>
+          <w:tcPr>
+            <w:tcW w:type="dxa" w:w="4968"/>
+          </w:tcPr>
+          <w:p>
+            <w:r>
+              <w:t>Stranger examining private area</w:t>
+            </w:r>
+          </w:p>
+        </w:tc>
+        <w:tc>
+          <w:tcPr>
+            <w:tcW w:type="dxa" w:w="4968"/>
+          </w:tcPr>
+          <w:p>
+            <w:r>
+              <w:t>Violation of bodily autonomy she's been taught to protect</w:t>
+            </w:r>
+          </w:p>
+        </w:tc>
+      </w:tr>
+      <w:tr>
+        <w:tc>
+          <w:tcPr>
+            <w:tcW w:type="dxa" w:w="4968"/>
+          </w:tcPr>
+          <w:p>
+            <w:r>
+              <w:t>Swab/instrument touching genitals</w:t>
+            </w:r>
+          </w:p>
+        </w:tc>
+        <w:tc>
+          <w:tcPr>
+            <w:tcW w:type="dxa" w:w="4968"/>
+          </w:tcPr>
+          <w:p>
+            <w:r>
+              <w:t>Physical discomfort, possible pain</w:t>
+            </w:r>
+          </w:p>
+        </w:tc>
+      </w:tr>
+      <w:tr>
+        <w:tc>
+          <w:tcPr>
+            <w:tcW w:type="dxa" w:w="4968"/>
+          </w:tcPr>
+          <w:p>
+            <w:r>
+              <w:t>Potential insertion of swab/catheter</w:t>
+            </w:r>
+          </w:p>
+        </w:tc>
+        <w:tc>
+          <w:tcPr>
+            <w:tcW w:type="dxa" w:w="4968"/>
+          </w:tcPr>
+          <w:p>
+            <w:r>
+              <w:t>Invasive, painful, traumatic</w:t>
+            </w:r>
+          </w:p>
+        </w:tc>
+      </w:tr>
+      <w:tr>
+        <w:tc>
+          <w:tcPr>
+            <w:tcW w:type="dxa" w:w="4968"/>
+          </w:tcPr>
+          <w:p>
+            <w:r>
+              <w:t>Being told to "hold still"</w:t>
+            </w:r>
+          </w:p>
+        </w:tc>
+        <w:tc>
+          <w:tcPr>
+            <w:tcW w:type="dxa" w:w="4968"/>
+          </w:tcPr>
+          <w:p>
+            <w:r>
+              <w:t>Suppression of natural fight-or-flight response</w:t>
+            </w:r>
+          </w:p>
+        </w:tc>
+      </w:tr>
+    </w:tbl>
+    <w:p/>
+    <w:p>
+      <w:pPr>
+        <w:pStyle w:val="Heading2"/>
+      </w:pPr>
+      <w:r>
+        <w:t>7.5 The Psychological Impact</w:t>
+      </w:r>
+    </w:p>
+    <w:p>
+      <w:r>
+        <w:t>Medical literature recognizes that invasive genital examinations on young children can be traumatic, especially when:</w:t>
+      </w:r>
+    </w:p>
+    <w:p>
+      <w:pPr>
+        <w:pStyle w:val="ListBullet"/>
+      </w:pPr>
+      <w:r>
+        <w:t>The child does not understand why it is happening</w:t>
+      </w:r>
+    </w:p>
+    <w:p>
+      <w:pPr>
+        <w:pStyle w:val="ListBullet"/>
+      </w:pPr>
+      <w:r>
+        <w:t>The child has no ability to consent or refuse</w:t>
+      </w:r>
+    </w:p>
+    <w:p>
+      <w:pPr>
+        <w:pStyle w:val="ListBullet"/>
+      </w:pPr>
+      <w:r>
+        <w:t>The examination is performed by strangers</w:t>
+      </w:r>
+    </w:p>
+    <w:p>
+      <w:pPr>
+        <w:pStyle w:val="ListBullet"/>
+      </w:pPr>
+      <w:r>
+        <w:t>The child is restrained or held in position</w:t>
+      </w:r>
+    </w:p>
+    <w:p>
+      <w:pPr>
+        <w:pStyle w:val="ListBullet"/>
+      </w:pPr>
+      <w:r>
+        <w:t>There is no prior preparation or age-appropriate explanation</w:t>
+      </w:r>
+    </w:p>
+    <w:p>
+      <w:pPr>
+        <w:pStyle w:val="ListBullet"/>
+      </w:pPr>
+      <w:r>
+        <w:t>The parent is distressed (which the child senses)</w:t>
+      </w:r>
+    </w:p>
+    <w:p/>
+    <w:p>
+      <w:r>
+        <w:rPr>
+          <w:b/>
+        </w:rPr>
+        <w:t xml:space="preserve">IRONY: </w:t>
+      </w:r>
+      <w:r>
+        <w:t>The very examination ordered by CPS to "investigate" alleged abuse may itself have constituted a traumatic, invasive experience for this toddler - an experience that was medically UNNECESSARY given Amy Walker's findings just 4 days earlier.</w:t>
+      </w:r>
+    </w:p>
+    <w:p/>
+    <w:p>
+      <w:pPr>
+        <w:pStyle w:val="Heading2"/>
+      </w:pPr>
+      <w:r>
+        <w:t>7.6 Questions About What Was Done to Rylie</w:t>
+      </w:r>
+    </w:p>
+    <w:p>
+      <w:pPr>
+        <w:pStyle w:val="ListNumber"/>
+      </w:pPr>
+      <w:r>
+        <w:t>Which specimen collection method was used on Rylie?</w:t>
+      </w:r>
+    </w:p>
+    <w:p>
+      <w:pPr>
+        <w:pStyle w:val="ListNumber"/>
+      </w:pPr>
+      <w:r>
+        <w:t>Was a speculum used? (Should NOT be used on prepubertal children)</w:t>
+      </w:r>
+    </w:p>
+    <w:p>
+      <w:pPr>
+        <w:pStyle w:val="ListNumber"/>
+      </w:pPr>
+      <w:r>
+        <w:t>Was internal swabbing performed? How deep?</w:t>
+      </w:r>
+    </w:p>
+    <w:p>
+      <w:pPr>
+        <w:pStyle w:val="ListNumber"/>
+      </w:pPr>
+      <w:r>
+        <w:t>Was a catheter inserted into her vagina?</w:t>
+      </w:r>
+    </w:p>
+    <w:p>
+      <w:pPr>
+        <w:pStyle w:val="ListNumber"/>
+      </w:pPr>
+      <w:r>
+        <w:t>Who held Rylie in position during the examination?</w:t>
+      </w:r>
+    </w:p>
+    <w:p>
+      <w:pPr>
+        <w:pStyle w:val="ListNumber"/>
+      </w:pPr>
+      <w:r>
+        <w:t>Was Tammy (mother) present and allowed to comfort her?</w:t>
+      </w:r>
+    </w:p>
+    <w:p>
+      <w:pPr>
+        <w:pStyle w:val="ListNumber"/>
+      </w:pPr>
+      <w:r>
+        <w:t>Was Zachary (father) notified that this would be done to his daughter?</w:t>
+      </w:r>
+    </w:p>
+    <w:p>
+      <w:pPr>
+        <w:pStyle w:val="ListNumber"/>
+      </w:pPr>
+      <w:r>
+        <w:t>Was age-appropriate preparation done to explain the procedure to Rylie?</w:t>
+      </w:r>
+    </w:p>
+    <w:p>
+      <w:pPr>
+        <w:pStyle w:val="ListNumber"/>
+      </w:pPr>
+      <w:r>
+        <w:t>How long did the examination take?</w:t>
+      </w:r>
+    </w:p>
+    <w:p>
+      <w:pPr>
+        <w:pStyle w:val="ListNumber"/>
+      </w:pPr>
+      <w:r>
+        <w:t>Was the examination photographed or video recorded (standard forensic protocol)?</w:t>
+      </w:r>
+    </w:p>
+    <w:p>
+      <w:pPr>
+        <w:pStyle w:val="ListNumber"/>
+      </w:pPr>
+      <w:r>
+        <w:t>Did Rylie cry, struggle, or show distress during the examination?</w:t>
+      </w:r>
+    </w:p>
+    <w:p>
+      <w:pPr>
+        <w:pStyle w:val="ListNumber"/>
+      </w:pPr>
+      <w:r>
+        <w:t>What was done to comfort her afterward?</w:t>
+      </w:r>
+    </w:p>
+    <w:p/>
+    <w:p>
+      <w:pPr>
+        <w:pStyle w:val="Heading2"/>
+      </w:pPr>
+      <w:r>
+        <w:t>7.7 The Results</w:t>
+      </w:r>
+    </w:p>
+    <w:p>
+      <w:r>
+        <w:rPr>
+          <w:b/>
+        </w:rPr>
+        <w:t>NEGATIVE</w:t>
+      </w:r>
+    </w:p>
+    <w:p>
+      <w:r>
+        <w:t>Both tests came back NEGATIVE for Chlamydia and Gonorrhea.</w:t>
+      </w:r>
+    </w:p>
+    <w:p/>
+    <w:p>
+      <w:r>
+        <w:t>This means:</w:t>
+      </w:r>
+    </w:p>
+    <w:p>
+      <w:pPr>
+        <w:pStyle w:val="ListBullet"/>
+      </w:pPr>
+      <w:r>
+        <w:t>Amy Walker's assessment that there was NO evidence of abuse was CORRECT</w:t>
+      </w:r>
+    </w:p>
+    <w:p>
+      <w:pPr>
+        <w:pStyle w:val="ListBullet"/>
+      </w:pPr>
+      <w:r>
+        <w:t>The invasive examination performed on Rylie was MEDICALLY UNNECESSARY</w:t>
+      </w:r>
+    </w:p>
+    <w:p>
+      <w:pPr>
+        <w:pStyle w:val="ListBullet"/>
+      </w:pPr>
+      <w:r>
+        <w:t>A 2-year-old was subjected to an invasive genital procedure for NO medical benefit</w:t>
+      </w:r>
+    </w:p>
+    <w:p>
+      <w:pPr>
+        <w:pStyle w:val="ListBullet"/>
+      </w:pPr>
+      <w:r>
+        <w:t>The examination served only to "build a case" for CPS (per Amber Mecimore's stated intent)</w:t>
+      </w:r>
+    </w:p>
+    <w:p/>
+    <w:p>
+      <w:pPr>
+        <w:jc w:val="center"/>
+      </w:pPr>
+      <w:r>
+        <w:t>────────────────────────────────────────────────────────────</w:t>
+      </w:r>
+    </w:p>
+    <w:p>
+      <w:pPr>
+        <w:jc w:val="center"/>
+      </w:pPr>
+      <w:r>
+        <w:rPr>
+          <w:b/>
+        </w:rPr>
+        <w:t>For Zachary, for Jacob, for Justice. ⚖️💙</w:t>
+      </w:r>
+    </w:p>
+    <w:p>
+      <w:pPr>
+        <w:jc w:val="center"/>
+      </w:pPr>
+      <w:r>
+        <w:t>Section added: December 30, 2025</w:t>
+      </w:r>
+    </w:p>
     <w:sectPr>
       <w:pgSz w:w="12240" w:h="15840"/>
       <w:pgMar w:top="1152" w:right="1152" w:bottom="1152" w:left="1152" w:header="720" w:footer="720" w:gutter="0"/>
